--- a/Histology/Staining/Picrosirius Red Staining/Picrosirius_Red_Stain_Protocol.docx
+++ b/Histology/Staining/Picrosirius Red Staining/Picrosirius_Red_Stain_Protocol.docx
@@ -1,6 +1,6 @@
 
 <file path=word/document.xml><?xml version="1.0" encoding="utf-8"?>
-<w:document xmlns:wpc="http://schemas.microsoft.com/office/word/2010/wordprocessingCanvas" xmlns:cx="http://schemas.microsoft.com/office/drawing/2014/chartex" xmlns:cx1="http://schemas.microsoft.com/office/drawing/2015/9/8/chartex" xmlns:cx2="http://schemas.microsoft.com/office/drawing/2015/10/21/chartex" xmlns:cx3="http://schemas.microsoft.com/office/drawing/2016/5/9/chartex" xmlns:cx4="http://schemas.microsoft.com/office/drawing/2016/5/10/chartex" xmlns:cx5="http://schemas.microsoft.com/office/drawing/2016/5/11/chartex" xmlns:cx6="http://schemas.microsoft.com/office/drawing/2016/5/12/chartex" xmlns:cx7="http://schemas.microsoft.com/office/drawing/2016/5/13/chartex" xmlns:cx8="http://schemas.microsoft.com/office/drawing/2016/5/14/chartex" xmlns:mc="http://schemas.openxmlformats.org/markup-compatibility/2006" xmlns:aink="http://schemas.microsoft.com/office/drawing/2016/ink" xmlns:am3d="http://schemas.microsoft.com/office/drawing/2017/model3d" xmlns:o="urn:schemas-microsoft-com:office:office" xmlns:r="http://schemas.openxmlformats.org/officeDocument/2006/relationships" xmlns:m="http://schemas.openxmlformats.org/officeDocument/2006/math" xmlns:v="urn:schemas-microsoft-com:vml" xmlns:wp14="http://schemas.microsoft.com/office/word/2010/wordprocessingDrawing" xmlns:wp="http://schemas.openxmlformats.org/drawingml/2006/wordprocessingDrawing" xmlns:w10="urn:schemas-microsoft-com:office:word" xmlns:w="http://schemas.openxmlformats.org/wordprocessingml/2006/main" xmlns:w14="http://schemas.microsoft.com/office/word/2010/wordml" xmlns:w15="http://schemas.microsoft.com/office/word/2012/wordml" xmlns:w16cid="http://schemas.microsoft.com/office/word/2016/wordml/cid" xmlns:w16se="http://schemas.microsoft.com/office/word/2015/wordml/symex" xmlns:wpg="http://schemas.microsoft.com/office/word/2010/wordprocessingGroup" xmlns:wpi="http://schemas.microsoft.com/office/word/2010/wordprocessingInk" xmlns:wne="http://schemas.microsoft.com/office/word/2006/wordml" xmlns:wps="http://schemas.microsoft.com/office/word/2010/wordprocessingShape" mc:Ignorable="w14 w15 w16se w16cid wp14">
+<w:document xmlns:wpc="http://schemas.microsoft.com/office/word/2010/wordprocessingCanvas" xmlns:cx="http://schemas.microsoft.com/office/drawing/2014/chartex" xmlns:cx1="http://schemas.microsoft.com/office/drawing/2015/9/8/chartex" xmlns:cx2="http://schemas.microsoft.com/office/drawing/2015/10/21/chartex" xmlns:cx3="http://schemas.microsoft.com/office/drawing/2016/5/9/chartex" xmlns:cx4="http://schemas.microsoft.com/office/drawing/2016/5/10/chartex" xmlns:cx5="http://schemas.microsoft.com/office/drawing/2016/5/11/chartex" xmlns:cx6="http://schemas.microsoft.com/office/drawing/2016/5/12/chartex" xmlns:cx7="http://schemas.microsoft.com/office/drawing/2016/5/13/chartex" xmlns:cx8="http://schemas.microsoft.com/office/drawing/2016/5/14/chartex" xmlns:mc="http://schemas.openxmlformats.org/markup-compatibility/2006" xmlns:aink="http://schemas.microsoft.com/office/drawing/2016/ink" xmlns:am3d="http://schemas.microsoft.com/office/drawing/2017/model3d" xmlns:o="urn:schemas-microsoft-com:office:office" xmlns:oel="http://schemas.microsoft.com/office/2019/extlst" xmlns:r="http://schemas.openxmlformats.org/officeDocument/2006/relationships" xmlns:m="http://schemas.openxmlformats.org/officeDocument/2006/math" xmlns:v="urn:schemas-microsoft-com:vml" xmlns:wp14="http://schemas.microsoft.com/office/word/2010/wordprocessingDrawing" xmlns:wp="http://schemas.openxmlformats.org/drawingml/2006/wordprocessingDrawing" xmlns:w10="urn:schemas-microsoft-com:office:word" xmlns:w="http://schemas.openxmlformats.org/wordprocessingml/2006/main" xmlns:w14="http://schemas.microsoft.com/office/word/2010/wordml" xmlns:w15="http://schemas.microsoft.com/office/word/2012/wordml" xmlns:w16cex="http://schemas.microsoft.com/office/word/2018/wordml/cex" xmlns:w16cid="http://schemas.microsoft.com/office/word/2016/wordml/cid" xmlns:w16="http://schemas.microsoft.com/office/word/2018/wordml" xmlns:w16du="http://schemas.microsoft.com/office/word/2023/wordml/word16du" xmlns:w16sdtdh="http://schemas.microsoft.com/office/word/2020/wordml/sdtdatahash" xmlns:w16sdtfl="http://schemas.microsoft.com/office/word/2024/wordml/sdtformatlock" xmlns:w16se="http://schemas.microsoft.com/office/word/2015/wordml/symex" xmlns:wpg="http://schemas.microsoft.com/office/word/2010/wordprocessingGroup" xmlns:wpi="http://schemas.microsoft.com/office/word/2010/wordprocessingInk" xmlns:wne="http://schemas.microsoft.com/office/word/2006/wordml" xmlns:wps="http://schemas.microsoft.com/office/word/2010/wordprocessingShape" mc:Ignorable="w14 w15 w16se w16cid w16 w16cex w16sdtdh w16sdtfl w16du wp14">
   <w:body>
     <w:p>
       <w:pPr>
@@ -25,7 +25,7 @@
         <w:rPr>
           <w:rFonts w:eastAsia="Calibri" w:cs="Arial"/>
         </w:rPr>
-        <w:t>This document explains how to prepare, cut, mount and stain cardiac tissue for picrosirius red staining.</w:t>
+        <w:t>This document explains how to stain cardiac tissue for picrosirius red staining.</w:t>
       </w:r>
       <w:r>
         <w:rPr>
@@ -33,75 +33,6 @@
         </w:rPr>
         <w:t xml:space="preserve"> Use this stain to identify collagen in tissue. The protocol walks through how to do this using human heart tissue from the cardiac bank. </w:t>
       </w:r>
-    </w:p>
-    <w:p>
-      <w:pPr>
-        <w:pStyle w:val="Heading1"/>
-        <w:spacing w:before="0" w:line="240" w:lineRule="auto"/>
-        <w:rPr>
-          <w:rFonts w:eastAsia="Calibri"/>
-        </w:rPr>
-      </w:pPr>
-      <w:r>
-        <w:rPr>
-          <w:rFonts w:eastAsia="Calibri"/>
-        </w:rPr>
-        <w:t>Additional resources</w:t>
-      </w:r>
-    </w:p>
-    <w:p>
-      <w:pPr>
-        <w:pStyle w:val="ListParagraph"/>
-        <w:numPr>
-          <w:ilvl w:val="0"/>
-          <w:numId w:val="8"/>
-        </w:numPr>
-        <w:spacing w:line="240" w:lineRule="auto"/>
-      </w:pPr>
-      <w:hyperlink r:id="rId10" w:history="1">
-        <w:r>
-          <w:rPr>
-            <w:rStyle w:val="Hyperlink"/>
-          </w:rPr>
-          <w:t>Picrosirius Staining Revisited</w:t>
-        </w:r>
-      </w:hyperlink>
-    </w:p>
-    <w:p>
-      <w:pPr>
-        <w:pStyle w:val="ListParagraph"/>
-        <w:numPr>
-          <w:ilvl w:val="0"/>
-          <w:numId w:val="8"/>
-        </w:numPr>
-        <w:spacing w:line="240" w:lineRule="auto"/>
-      </w:pPr>
-      <w:hyperlink r:id="rId11" w:history="1">
-        <w:r>
-          <w:rPr>
-            <w:rStyle w:val="Hyperlink"/>
-          </w:rPr>
-          <w:t>Quantitative Assessment of Myocardial Collagen with Picrosirius</w:t>
-        </w:r>
-      </w:hyperlink>
-    </w:p>
-    <w:p>
-      <w:pPr>
-        <w:pStyle w:val="ListParagraph"/>
-        <w:numPr>
-          <w:ilvl w:val="0"/>
-          <w:numId w:val="8"/>
-        </w:numPr>
-        <w:spacing w:line="240" w:lineRule="auto"/>
-      </w:pPr>
-      <w:hyperlink r:id="rId12">
-        <w:r>
-          <w:rPr>
-            <w:rStyle w:val="Hyperlink"/>
-          </w:rPr>
-          <w:t>Picrosirius Red Staining- A Useful Tool to Appraise Collagen Networks in Normal and Pathological Tissues</w:t>
-        </w:r>
-      </w:hyperlink>
     </w:p>
     <w:p>
       <w:pPr>
@@ -220,43 +151,7 @@
           <w:sz w:val="24"/>
           <w:szCs w:val="24"/>
         </w:rPr>
-        <w:t xml:space="preserve"> coplin jar filled with </w:t>
-      </w:r>
-      <w:proofErr w:type="spellStart"/>
-      <w:r>
-        <w:rPr>
-          <w:rFonts w:cs="Arial"/>
-          <w:sz w:val="24"/>
-          <w:szCs w:val="24"/>
-        </w:rPr>
-        <w:t>Bouin’s</w:t>
-      </w:r>
-      <w:proofErr w:type="spellEnd"/>
-      <w:r>
-        <w:rPr>
-          <w:rFonts w:cs="Arial"/>
-          <w:sz w:val="24"/>
-          <w:szCs w:val="24"/>
-        </w:rPr>
-        <w:t xml:space="preserve"> solution into the water bath at 56C 30 mins prior to start of staining to allow </w:t>
-      </w:r>
-      <w:proofErr w:type="spellStart"/>
-      <w:r>
-        <w:rPr>
-          <w:rFonts w:cs="Arial"/>
-          <w:sz w:val="24"/>
-          <w:szCs w:val="24"/>
-        </w:rPr>
-        <w:t>Bouin’s</w:t>
-      </w:r>
-      <w:proofErr w:type="spellEnd"/>
-      <w:r>
-        <w:rPr>
-          <w:rFonts w:cs="Arial"/>
-          <w:sz w:val="24"/>
-          <w:szCs w:val="24"/>
-        </w:rPr>
-        <w:t xml:space="preserve"> to be at desired temperature.</w:t>
+        <w:t xml:space="preserve"> coplin jar filled with Bouin’s solution into the water bath at 56C 30 mins prior to start of staining to allow Bouin’s to be at desired temperature.</w:t>
       </w:r>
       <w:r>
         <w:rPr>
@@ -284,21 +179,7 @@
         <w:rPr>
           <w:rFonts w:cs="Arial"/>
         </w:rPr>
-        <w:t xml:space="preserve">Beware of the fumes - </w:t>
-      </w:r>
-      <w:proofErr w:type="spellStart"/>
-      <w:r>
-        <w:rPr>
-          <w:rFonts w:cs="Arial"/>
-        </w:rPr>
-        <w:t>Bouin's</w:t>
-      </w:r>
-      <w:proofErr w:type="spellEnd"/>
-      <w:r>
-        <w:rPr>
-          <w:rFonts w:cs="Arial"/>
-        </w:rPr>
-        <w:t xml:space="preserve"> contains picric acid and formaldehyde, which is very toxic!</w:t>
+        <w:t>Beware of the fumes - Bouin's contains picric acid and formaldehyde, which is very toxic!</w:t>
       </w:r>
     </w:p>
     <w:p>
@@ -344,7 +225,23 @@
           <w:sz w:val="24"/>
           <w:szCs w:val="24"/>
         </w:rPr>
-        <w:t xml:space="preserve"> for 1 hour. </w:t>
+        <w:t xml:space="preserve"> for </w:t>
+      </w:r>
+      <w:r>
+        <w:rPr>
+          <w:rFonts w:cs="Arial"/>
+          <w:sz w:val="24"/>
+          <w:szCs w:val="24"/>
+        </w:rPr>
+        <w:t>30 minutes</w:t>
+      </w:r>
+      <w:r>
+        <w:rPr>
+          <w:rFonts w:cs="Arial"/>
+          <w:sz w:val="24"/>
+          <w:szCs w:val="24"/>
+        </w:rPr>
+        <w:t>. </w:t>
       </w:r>
     </w:p>
     <w:p>
@@ -446,7 +343,23 @@
           <w:sz w:val="24"/>
           <w:szCs w:val="24"/>
         </w:rPr>
-        <w:t>Place the slides into coplin jars that contain the sirius red stain. Let these incubate on a rocker for 2 hours. </w:t>
+        <w:t xml:space="preserve">Place the slides into coplin jars that contain the sirius red stain. Let these incubate on a rocker for </w:t>
+      </w:r>
+      <w:r>
+        <w:rPr>
+          <w:rFonts w:cs="Arial"/>
+          <w:sz w:val="24"/>
+          <w:szCs w:val="24"/>
+        </w:rPr>
+        <w:t>1</w:t>
+      </w:r>
+      <w:r>
+        <w:rPr>
+          <w:rFonts w:cs="Arial"/>
+          <w:sz w:val="24"/>
+          <w:szCs w:val="24"/>
+        </w:rPr>
+        <w:t xml:space="preserve"> hour. </w:t>
       </w:r>
     </w:p>
     <w:p>
@@ -512,21 +425,7 @@
         <w:rPr>
           <w:rFonts w:cs="Arial"/>
         </w:rPr>
-        <w:t xml:space="preserve">500 </w:t>
-      </w:r>
-      <w:proofErr w:type="spellStart"/>
-      <w:r>
-        <w:rPr>
-          <w:rFonts w:cs="Arial"/>
-        </w:rPr>
-        <w:t>uL</w:t>
-      </w:r>
-      <w:proofErr w:type="spellEnd"/>
-      <w:r>
-        <w:rPr>
-          <w:rFonts w:cs="Arial"/>
-        </w:rPr>
-        <w:t xml:space="preserve"> of acetic acid into 100 mL of Water</w:t>
+        <w:t>500 uL of acetic acid into 100 mL of Water</w:t>
       </w:r>
     </w:p>
     <w:p>
@@ -687,10 +586,10 @@
           <w:szCs w:val="24"/>
         </w:rPr>
         <w:sectPr>
-          <w:headerReference w:type="default" r:id="rId13"/>
-          <w:footerReference w:type="default" r:id="rId14"/>
-          <w:headerReference w:type="first" r:id="rId15"/>
-          <w:footerReference w:type="first" r:id="rId16"/>
+          <w:headerReference w:type="default" r:id="rId10"/>
+          <w:footerReference w:type="default" r:id="rId11"/>
+          <w:headerReference w:type="first" r:id="rId12"/>
+          <w:footerReference w:type="first" r:id="rId13"/>
           <w:pgSz w:w="12240" w:h="15840"/>
           <w:pgMar w:top="720" w:right="720" w:bottom="720" w:left="720" w:header="720" w:footer="720" w:gutter="0"/>
           <w:cols w:space="720"/>
@@ -794,39 +693,7 @@
           <w:rFonts w:cs="Arial"/>
           <w:szCs w:val="24"/>
         </w:rPr>
-        <w:t xml:space="preserve">NOTE: do not let Xylene dry before applying </w:t>
-      </w:r>
-      <w:proofErr w:type="spellStart"/>
-      <w:r>
-        <w:rPr>
-          <w:rFonts w:cs="Arial"/>
-          <w:szCs w:val="24"/>
-        </w:rPr>
-        <w:t>Perimount</w:t>
-      </w:r>
-      <w:proofErr w:type="spellEnd"/>
-      <w:r>
-        <w:rPr>
-          <w:rFonts w:cs="Arial"/>
-          <w:szCs w:val="24"/>
-        </w:rPr>
-        <w:t xml:space="preserve">. Xylene helps to liquify the </w:t>
-      </w:r>
-      <w:proofErr w:type="spellStart"/>
-      <w:r>
-        <w:rPr>
-          <w:rFonts w:cs="Arial"/>
-          <w:szCs w:val="24"/>
-        </w:rPr>
-        <w:t>Perimount</w:t>
-      </w:r>
-      <w:proofErr w:type="spellEnd"/>
-      <w:r>
-        <w:rPr>
-          <w:rFonts w:cs="Arial"/>
-          <w:szCs w:val="24"/>
-        </w:rPr>
-        <w:t xml:space="preserve"> and allow it to spread across the tissue underneath the coverslip.</w:t>
+        <w:t>NOTE: do not let Xylene dry before applying Perimount. Xylene helps to liquify the Perimount and allow it to spread across the tissue underneath the coverslip.</w:t>
       </w:r>
     </w:p>
     <w:p>
@@ -865,23 +732,13 @@
         </w:rPr>
         <w:t xml:space="preserve">Apply a small amount of </w:t>
       </w:r>
-      <w:proofErr w:type="spellStart"/>
       <w:r>
         <w:rPr>
           <w:rFonts w:cs="Arial"/>
           <w:b/>
           <w:bCs/>
         </w:rPr>
-        <w:t>Perimount</w:t>
-      </w:r>
-      <w:proofErr w:type="spellEnd"/>
-      <w:r>
-        <w:rPr>
-          <w:rFonts w:cs="Arial"/>
-          <w:b/>
-          <w:bCs/>
-        </w:rPr>
-        <w:t xml:space="preserve"> </w:t>
+        <w:t xml:space="preserve">Perimount </w:t>
       </w:r>
       <w:r>
         <w:rPr>
@@ -1106,43 +963,7 @@
                 <w:i/>
                 <w:color w:val="231F20"/>
               </w:rPr>
-              <w:t xml:space="preserve">Turn on water bath to 56°C and place </w:t>
-            </w:r>
-            <w:proofErr w:type="spellStart"/>
-            <w:r>
-              <w:rPr>
-                <w:rFonts w:ascii="Arial" w:hAnsi="Arial" w:cs="Arial"/>
-                <w:i/>
-                <w:color w:val="231F20"/>
-              </w:rPr>
-              <w:t>coplin</w:t>
-            </w:r>
-            <w:proofErr w:type="spellEnd"/>
-            <w:r>
-              <w:rPr>
-                <w:rFonts w:ascii="Arial" w:hAnsi="Arial" w:cs="Arial"/>
-                <w:i/>
-                <w:color w:val="231F20"/>
-              </w:rPr>
-              <w:t xml:space="preserve"> jar containing </w:t>
-            </w:r>
-            <w:proofErr w:type="spellStart"/>
-            <w:r>
-              <w:rPr>
-                <w:rFonts w:ascii="Arial" w:hAnsi="Arial" w:cs="Arial"/>
-                <w:i/>
-                <w:color w:val="231F20"/>
-              </w:rPr>
-              <w:t>Bouin’s</w:t>
-            </w:r>
-            <w:proofErr w:type="spellEnd"/>
-            <w:r>
-              <w:rPr>
-                <w:rFonts w:ascii="Arial" w:hAnsi="Arial" w:cs="Arial"/>
-                <w:i/>
-                <w:color w:val="231F20"/>
-              </w:rPr>
-              <w:t xml:space="preserve"> solution into bath to heat up before starting anything else</w:t>
+              <w:t>Turn on water bath to 56°C and place coplin jar containing Bouin’s solution into bath to heat up before starting anything else</w:t>
             </w:r>
           </w:p>
         </w:tc>
@@ -1166,21 +987,12 @@
                 <w:b/>
               </w:rPr>
             </w:pPr>
-            <w:proofErr w:type="spellStart"/>
             <w:r>
               <w:rPr>
                 <w:rFonts w:ascii="Arial" w:hAnsi="Arial" w:cs="Arial"/>
                 <w:b/>
               </w:rPr>
-              <w:t>Bouin’s</w:t>
-            </w:r>
-            <w:proofErr w:type="spellEnd"/>
-            <w:r>
-              <w:rPr>
-                <w:rFonts w:ascii="Arial" w:hAnsi="Arial" w:cs="Arial"/>
-                <w:b/>
-              </w:rPr>
-              <w:t xml:space="preserve"> Solution @ 56°C</w:t>
+              <w:t>Bouin’s Solution @ 56°C</w:t>
             </w:r>
           </w:p>
         </w:tc>
@@ -1202,7 +1014,7 @@
               <w:rPr>
                 <w:rFonts w:ascii="Arial" w:hAnsi="Arial" w:cs="Arial"/>
               </w:rPr>
-              <w:t>1 hour</w:t>
+              <w:t>30 minutes</w:t>
             </w:r>
           </w:p>
         </w:tc>
@@ -1330,7 +1142,13 @@
               <w:rPr>
                 <w:rFonts w:ascii="Arial" w:hAnsi="Arial" w:cs="Arial"/>
               </w:rPr>
-              <w:t>2 hours</w:t>
+              <w:t>1</w:t>
+            </w:r>
+            <w:r>
+              <w:rPr>
+                <w:rFonts w:ascii="Arial" w:hAnsi="Arial" w:cs="Arial"/>
+              </w:rPr>
+              <w:t xml:space="preserve"> hour</w:t>
             </w:r>
           </w:p>
         </w:tc>
@@ -1460,7 +1278,6 @@
         <w:tc>
           <w:tcPr>
             <w:tcW w:w="6960" w:type="dxa"/>
-            <w:shd w:val="clear" w:color="auto" w:fill="auto"/>
             <w:vAlign w:val="center"/>
           </w:tcPr>
           <w:p>
@@ -1490,7 +1307,6 @@
         <w:tc>
           <w:tcPr>
             <w:tcW w:w="2381" w:type="dxa"/>
-            <w:shd w:val="clear" w:color="auto" w:fill="auto"/>
             <w:vAlign w:val="center"/>
           </w:tcPr>
           <w:p>
@@ -1578,7 +1394,6 @@
         <w:tc>
           <w:tcPr>
             <w:tcW w:w="6960" w:type="dxa"/>
-            <w:shd w:val="clear" w:color="auto" w:fill="auto"/>
             <w:vAlign w:val="center"/>
           </w:tcPr>
           <w:p>
@@ -1608,7 +1423,6 @@
         <w:tc>
           <w:tcPr>
             <w:tcW w:w="2381" w:type="dxa"/>
-            <w:shd w:val="clear" w:color="auto" w:fill="auto"/>
             <w:vAlign w:val="center"/>
           </w:tcPr>
           <w:p>
@@ -1697,7 +1511,6 @@
           <w:tcPr>
             <w:tcW w:w="9341" w:type="dxa"/>
             <w:gridSpan w:val="2"/>
-            <w:shd w:val="clear" w:color="auto" w:fill="auto"/>
             <w:vAlign w:val="center"/>
           </w:tcPr>
           <w:p>
@@ -1781,7 +1594,6 @@
         <w:tc>
           <w:tcPr>
             <w:tcW w:w="6960" w:type="dxa"/>
-            <w:shd w:val="clear" w:color="auto" w:fill="auto"/>
             <w:vAlign w:val="center"/>
           </w:tcPr>
           <w:p>
@@ -1807,7 +1619,6 @@
         <w:tc>
           <w:tcPr>
             <w:tcW w:w="2381" w:type="dxa"/>
-            <w:shd w:val="clear" w:color="auto" w:fill="auto"/>
             <w:vAlign w:val="center"/>
           </w:tcPr>
           <w:p>
@@ -1870,14 +1681,7 @@
                 <w:rFonts w:ascii="Arial" w:hAnsi="Arial" w:cs="Arial"/>
                 <w:color w:val="231F20"/>
               </w:rPr>
-              <w:t>Air dry completely with air hose</w:t>
-            </w:r>
-            <w:r>
-              <w:rPr>
-                <w:rFonts w:ascii="Arial" w:hAnsi="Arial" w:cs="Arial"/>
-                <w:color w:val="231F20"/>
-              </w:rPr>
-              <w:t>.</w:t>
+              <w:t>Air dry completely with air hose.</w:t>
             </w:r>
           </w:p>
         </w:tc>
@@ -1890,7 +1694,6 @@
           <w:tcPr>
             <w:tcW w:w="9341" w:type="dxa"/>
             <w:gridSpan w:val="2"/>
-            <w:shd w:val="clear" w:color="auto" w:fill="auto"/>
             <w:vAlign w:val="center"/>
           </w:tcPr>
           <w:p>
@@ -2049,8 +1852,6 @@
           <w:szCs w:val="24"/>
         </w:rPr>
       </w:pPr>
-      <w:bookmarkStart w:id="0" w:name="_GoBack"/>
-      <w:bookmarkEnd w:id="0"/>
     </w:p>
     <w:sectPr>
       <w:pgSz w:w="12240" w:h="15840" w:code="1"/>
@@ -2062,18 +1863,8 @@
 </w:document>
 </file>
 
-<file path=word/commentsExtensible.xml><?xml version="1.0" encoding="utf-8"?>
-<w16cex:commentsExtensible xmlns:w16="http://schemas.microsoft.com/office/word/2018/wordml" xmlns:w16cex="http://schemas.microsoft.com/office/word/2018/wordml/cex" xmlns:mc="http://schemas.openxmlformats.org/markup-compatibility/2006" mc:Ignorable="w16 w16cex">
-  <w16cex:commentExtensible w16cex:durableId="0DA3750E" w16cex:dateUtc="2023-06-22T20:58:43.969Z"/>
-  <w16cex:commentExtensible w16cex:durableId="0FE78E8F" w16cex:dateUtc="2023-06-22T21:07:08.567Z"/>
-  <w16cex:commentExtensible w16cex:durableId="7EDD29AE" w16cex:dateUtc="2023-06-22T21:09:09.657Z"/>
-  <w16cex:commentExtensible w16cex:durableId="2577295F" w16cex:dateUtc="2023-06-22T21:11:28.34Z"/>
-  <w16cex:commentExtensible w16cex:durableId="56A3A354" w16cex:dateUtc="2023-06-22T21:12:40.03Z"/>
-</w16cex:commentsExtensible>
-</file>
-
 <file path=word/endnotes.xml><?xml version="1.0" encoding="utf-8"?>
-<w:endnotes xmlns:wpc="http://schemas.microsoft.com/office/word/2010/wordprocessingCanvas" xmlns:cx="http://schemas.microsoft.com/office/drawing/2014/chartex" xmlns:cx1="http://schemas.microsoft.com/office/drawing/2015/9/8/chartex" xmlns:cx2="http://schemas.microsoft.com/office/drawing/2015/10/21/chartex" xmlns:cx3="http://schemas.microsoft.com/office/drawing/2016/5/9/chartex" xmlns:cx4="http://schemas.microsoft.com/office/drawing/2016/5/10/chartex" xmlns:cx5="http://schemas.microsoft.com/office/drawing/2016/5/11/chartex" xmlns:cx6="http://schemas.microsoft.com/office/drawing/2016/5/12/chartex" xmlns:cx7="http://schemas.microsoft.com/office/drawing/2016/5/13/chartex" xmlns:cx8="http://schemas.microsoft.com/office/drawing/2016/5/14/chartex" xmlns:mc="http://schemas.openxmlformats.org/markup-compatibility/2006" xmlns:aink="http://schemas.microsoft.com/office/drawing/2016/ink" xmlns:am3d="http://schemas.microsoft.com/office/drawing/2017/model3d" xmlns:o="urn:schemas-microsoft-com:office:office" xmlns:r="http://schemas.openxmlformats.org/officeDocument/2006/relationships" xmlns:m="http://schemas.openxmlformats.org/officeDocument/2006/math" xmlns:v="urn:schemas-microsoft-com:vml" xmlns:wp14="http://schemas.microsoft.com/office/word/2010/wordprocessingDrawing" xmlns:wp="http://schemas.openxmlformats.org/drawingml/2006/wordprocessingDrawing" xmlns:w10="urn:schemas-microsoft-com:office:word" xmlns:w="http://schemas.openxmlformats.org/wordprocessingml/2006/main" xmlns:w14="http://schemas.microsoft.com/office/word/2010/wordml" xmlns:w15="http://schemas.microsoft.com/office/word/2012/wordml" xmlns:w16cid="http://schemas.microsoft.com/office/word/2016/wordml/cid" xmlns:w16se="http://schemas.microsoft.com/office/word/2015/wordml/symex" xmlns:wpg="http://schemas.microsoft.com/office/word/2010/wordprocessingGroup" xmlns:wpi="http://schemas.microsoft.com/office/word/2010/wordprocessingInk" xmlns:wne="http://schemas.microsoft.com/office/word/2006/wordml" xmlns:wps="http://schemas.microsoft.com/office/word/2010/wordprocessingShape" mc:Ignorable="w14 w15 w16se w16cid wp14">
+<w:endnotes xmlns:wpc="http://schemas.microsoft.com/office/word/2010/wordprocessingCanvas" xmlns:cx="http://schemas.microsoft.com/office/drawing/2014/chartex" xmlns:cx1="http://schemas.microsoft.com/office/drawing/2015/9/8/chartex" xmlns:cx2="http://schemas.microsoft.com/office/drawing/2015/10/21/chartex" xmlns:cx3="http://schemas.microsoft.com/office/drawing/2016/5/9/chartex" xmlns:cx4="http://schemas.microsoft.com/office/drawing/2016/5/10/chartex" xmlns:cx5="http://schemas.microsoft.com/office/drawing/2016/5/11/chartex" xmlns:cx6="http://schemas.microsoft.com/office/drawing/2016/5/12/chartex" xmlns:cx7="http://schemas.microsoft.com/office/drawing/2016/5/13/chartex" xmlns:cx8="http://schemas.microsoft.com/office/drawing/2016/5/14/chartex" xmlns:mc="http://schemas.openxmlformats.org/markup-compatibility/2006" xmlns:aink="http://schemas.microsoft.com/office/drawing/2016/ink" xmlns:am3d="http://schemas.microsoft.com/office/drawing/2017/model3d" xmlns:o="urn:schemas-microsoft-com:office:office" xmlns:oel="http://schemas.microsoft.com/office/2019/extlst" xmlns:r="http://schemas.openxmlformats.org/officeDocument/2006/relationships" xmlns:m="http://schemas.openxmlformats.org/officeDocument/2006/math" xmlns:v="urn:schemas-microsoft-com:vml" xmlns:wp14="http://schemas.microsoft.com/office/word/2010/wordprocessingDrawing" xmlns:wp="http://schemas.openxmlformats.org/drawingml/2006/wordprocessingDrawing" xmlns:w10="urn:schemas-microsoft-com:office:word" xmlns:w="http://schemas.openxmlformats.org/wordprocessingml/2006/main" xmlns:w14="http://schemas.microsoft.com/office/word/2010/wordml" xmlns:w15="http://schemas.microsoft.com/office/word/2012/wordml" xmlns:w16cex="http://schemas.microsoft.com/office/word/2018/wordml/cex" xmlns:w16cid="http://schemas.microsoft.com/office/word/2016/wordml/cid" xmlns:w16="http://schemas.microsoft.com/office/word/2018/wordml" xmlns:w16du="http://schemas.microsoft.com/office/word/2023/wordml/word16du" xmlns:w16sdtdh="http://schemas.microsoft.com/office/word/2020/wordml/sdtdatahash" xmlns:w16sdtfl="http://schemas.microsoft.com/office/word/2024/wordml/sdtformatlock" xmlns:w16se="http://schemas.microsoft.com/office/word/2015/wordml/symex" xmlns:wpg="http://schemas.microsoft.com/office/word/2010/wordprocessingGroup" xmlns:wpi="http://schemas.microsoft.com/office/word/2010/wordprocessingInk" xmlns:wne="http://schemas.microsoft.com/office/word/2006/wordml" xmlns:wps="http://schemas.microsoft.com/office/word/2010/wordprocessingShape" mc:Ignorable="w14 w15 w16se w16cid w16 w16cex w16sdtdh w16sdtfl w16du wp14">
   <w:endnote w:type="separator" w:id="-1">
     <w:p>
       <w:pPr>
@@ -2098,7 +1889,7 @@
 </file>
 
 <file path=word/footer1.xml><?xml version="1.0" encoding="utf-8"?>
-<w:ftr xmlns:wpc="http://schemas.microsoft.com/office/word/2010/wordprocessingCanvas" xmlns:cx="http://schemas.microsoft.com/office/drawing/2014/chartex" xmlns:cx1="http://schemas.microsoft.com/office/drawing/2015/9/8/chartex" xmlns:cx2="http://schemas.microsoft.com/office/drawing/2015/10/21/chartex" xmlns:cx3="http://schemas.microsoft.com/office/drawing/2016/5/9/chartex" xmlns:cx4="http://schemas.microsoft.com/office/drawing/2016/5/10/chartex" xmlns:cx5="http://schemas.microsoft.com/office/drawing/2016/5/11/chartex" xmlns:cx6="http://schemas.microsoft.com/office/drawing/2016/5/12/chartex" xmlns:cx7="http://schemas.microsoft.com/office/drawing/2016/5/13/chartex" xmlns:cx8="http://schemas.microsoft.com/office/drawing/2016/5/14/chartex" xmlns:mc="http://schemas.openxmlformats.org/markup-compatibility/2006" xmlns:aink="http://schemas.microsoft.com/office/drawing/2016/ink" xmlns:am3d="http://schemas.microsoft.com/office/drawing/2017/model3d" xmlns:o="urn:schemas-microsoft-com:office:office" xmlns:r="http://schemas.openxmlformats.org/officeDocument/2006/relationships" xmlns:m="http://schemas.openxmlformats.org/officeDocument/2006/math" xmlns:v="urn:schemas-microsoft-com:vml" xmlns:wp14="http://schemas.microsoft.com/office/word/2010/wordprocessingDrawing" xmlns:wp="http://schemas.openxmlformats.org/drawingml/2006/wordprocessingDrawing" xmlns:w10="urn:schemas-microsoft-com:office:word" xmlns:w="http://schemas.openxmlformats.org/wordprocessingml/2006/main" xmlns:w14="http://schemas.microsoft.com/office/word/2010/wordml" xmlns:w15="http://schemas.microsoft.com/office/word/2012/wordml" xmlns:w16cid="http://schemas.microsoft.com/office/word/2016/wordml/cid" xmlns:w16se="http://schemas.microsoft.com/office/word/2015/wordml/symex" xmlns:wpg="http://schemas.microsoft.com/office/word/2010/wordprocessingGroup" xmlns:wpi="http://schemas.microsoft.com/office/word/2010/wordprocessingInk" xmlns:wne="http://schemas.microsoft.com/office/word/2006/wordml" xmlns:wps="http://schemas.microsoft.com/office/word/2010/wordprocessingShape" mc:Ignorable="w14 w15 w16se w16cid wp14">
+<w:ftr xmlns:wpc="http://schemas.microsoft.com/office/word/2010/wordprocessingCanvas" xmlns:cx="http://schemas.microsoft.com/office/drawing/2014/chartex" xmlns:cx1="http://schemas.microsoft.com/office/drawing/2015/9/8/chartex" xmlns:cx2="http://schemas.microsoft.com/office/drawing/2015/10/21/chartex" xmlns:cx3="http://schemas.microsoft.com/office/drawing/2016/5/9/chartex" xmlns:cx4="http://schemas.microsoft.com/office/drawing/2016/5/10/chartex" xmlns:cx5="http://schemas.microsoft.com/office/drawing/2016/5/11/chartex" xmlns:cx6="http://schemas.microsoft.com/office/drawing/2016/5/12/chartex" xmlns:cx7="http://schemas.microsoft.com/office/drawing/2016/5/13/chartex" xmlns:cx8="http://schemas.microsoft.com/office/drawing/2016/5/14/chartex" xmlns:mc="http://schemas.openxmlformats.org/markup-compatibility/2006" xmlns:aink="http://schemas.microsoft.com/office/drawing/2016/ink" xmlns:am3d="http://schemas.microsoft.com/office/drawing/2017/model3d" xmlns:o="urn:schemas-microsoft-com:office:office" xmlns:oel="http://schemas.microsoft.com/office/2019/extlst" xmlns:r="http://schemas.openxmlformats.org/officeDocument/2006/relationships" xmlns:m="http://schemas.openxmlformats.org/officeDocument/2006/math" xmlns:v="urn:schemas-microsoft-com:vml" xmlns:wp14="http://schemas.microsoft.com/office/word/2010/wordprocessingDrawing" xmlns:wp="http://schemas.openxmlformats.org/drawingml/2006/wordprocessingDrawing" xmlns:w10="urn:schemas-microsoft-com:office:word" xmlns:w="http://schemas.openxmlformats.org/wordprocessingml/2006/main" xmlns:w14="http://schemas.microsoft.com/office/word/2010/wordml" xmlns:w15="http://schemas.microsoft.com/office/word/2012/wordml" xmlns:w16cex="http://schemas.microsoft.com/office/word/2018/wordml/cex" xmlns:w16cid="http://schemas.microsoft.com/office/word/2016/wordml/cid" xmlns:w16="http://schemas.microsoft.com/office/word/2018/wordml" xmlns:w16du="http://schemas.microsoft.com/office/word/2023/wordml/word16du" xmlns:w16sdtdh="http://schemas.microsoft.com/office/word/2020/wordml/sdtdatahash" xmlns:w16sdtfl="http://schemas.microsoft.com/office/word/2024/wordml/sdtformatlock" xmlns:w16se="http://schemas.microsoft.com/office/word/2015/wordml/symex" xmlns:wpg="http://schemas.microsoft.com/office/word/2010/wordprocessingGroup" xmlns:wpi="http://schemas.microsoft.com/office/word/2010/wordprocessingInk" xmlns:wne="http://schemas.microsoft.com/office/word/2006/wordml" xmlns:wps="http://schemas.microsoft.com/office/word/2010/wordprocessingShape" mc:Ignorable="w14 w15 w16se w16cid w16 w16cex w16sdtdh w16sdtfl w16du wp14">
   <w:sdt>
     <w:sdtPr>
       <w:id w:val="-180971429"/>
@@ -2107,7 +1898,6 @@
         <w:docPartUnique/>
       </w:docPartObj>
     </w:sdtPr>
-    <w:sdtEndPr/>
     <w:sdtContent>
       <w:sdt>
         <w:sdtPr>
@@ -2117,7 +1907,6 @@
             <w:docPartUnique/>
           </w:docPartObj>
         </w:sdtPr>
-        <w:sdtEndPr/>
         <w:sdtContent>
           <w:p>
             <w:pPr>
@@ -2228,7 +2017,7 @@
 </file>
 
 <file path=word/footer2.xml><?xml version="1.0" encoding="utf-8"?>
-<w:ftr xmlns:wpc="http://schemas.microsoft.com/office/word/2010/wordprocessingCanvas" xmlns:cx="http://schemas.microsoft.com/office/drawing/2014/chartex" xmlns:cx1="http://schemas.microsoft.com/office/drawing/2015/9/8/chartex" xmlns:cx2="http://schemas.microsoft.com/office/drawing/2015/10/21/chartex" xmlns:cx3="http://schemas.microsoft.com/office/drawing/2016/5/9/chartex" xmlns:cx4="http://schemas.microsoft.com/office/drawing/2016/5/10/chartex" xmlns:cx5="http://schemas.microsoft.com/office/drawing/2016/5/11/chartex" xmlns:cx6="http://schemas.microsoft.com/office/drawing/2016/5/12/chartex" xmlns:cx7="http://schemas.microsoft.com/office/drawing/2016/5/13/chartex" xmlns:cx8="http://schemas.microsoft.com/office/drawing/2016/5/14/chartex" xmlns:mc="http://schemas.openxmlformats.org/markup-compatibility/2006" xmlns:aink="http://schemas.microsoft.com/office/drawing/2016/ink" xmlns:am3d="http://schemas.microsoft.com/office/drawing/2017/model3d" xmlns:o="urn:schemas-microsoft-com:office:office" xmlns:r="http://schemas.openxmlformats.org/officeDocument/2006/relationships" xmlns:m="http://schemas.openxmlformats.org/officeDocument/2006/math" xmlns:v="urn:schemas-microsoft-com:vml" xmlns:wp14="http://schemas.microsoft.com/office/word/2010/wordprocessingDrawing" xmlns:wp="http://schemas.openxmlformats.org/drawingml/2006/wordprocessingDrawing" xmlns:w10="urn:schemas-microsoft-com:office:word" xmlns:w="http://schemas.openxmlformats.org/wordprocessingml/2006/main" xmlns:w14="http://schemas.microsoft.com/office/word/2010/wordml" xmlns:w15="http://schemas.microsoft.com/office/word/2012/wordml" xmlns:w16cid="http://schemas.microsoft.com/office/word/2016/wordml/cid" xmlns:w16se="http://schemas.microsoft.com/office/word/2015/wordml/symex" xmlns:wpg="http://schemas.microsoft.com/office/word/2010/wordprocessingGroup" xmlns:wpi="http://schemas.microsoft.com/office/word/2010/wordprocessingInk" xmlns:wne="http://schemas.microsoft.com/office/word/2006/wordml" xmlns:wps="http://schemas.microsoft.com/office/word/2010/wordprocessingShape" mc:Ignorable="w14 w15 w16se w16cid wp14">
+<w:ftr xmlns:wpc="http://schemas.microsoft.com/office/word/2010/wordprocessingCanvas" xmlns:cx="http://schemas.microsoft.com/office/drawing/2014/chartex" xmlns:cx1="http://schemas.microsoft.com/office/drawing/2015/9/8/chartex" xmlns:cx2="http://schemas.microsoft.com/office/drawing/2015/10/21/chartex" xmlns:cx3="http://schemas.microsoft.com/office/drawing/2016/5/9/chartex" xmlns:cx4="http://schemas.microsoft.com/office/drawing/2016/5/10/chartex" xmlns:cx5="http://schemas.microsoft.com/office/drawing/2016/5/11/chartex" xmlns:cx6="http://schemas.microsoft.com/office/drawing/2016/5/12/chartex" xmlns:cx7="http://schemas.microsoft.com/office/drawing/2016/5/13/chartex" xmlns:cx8="http://schemas.microsoft.com/office/drawing/2016/5/14/chartex" xmlns:mc="http://schemas.openxmlformats.org/markup-compatibility/2006" xmlns:aink="http://schemas.microsoft.com/office/drawing/2016/ink" xmlns:am3d="http://schemas.microsoft.com/office/drawing/2017/model3d" xmlns:o="urn:schemas-microsoft-com:office:office" xmlns:oel="http://schemas.microsoft.com/office/2019/extlst" xmlns:r="http://schemas.openxmlformats.org/officeDocument/2006/relationships" xmlns:m="http://schemas.openxmlformats.org/officeDocument/2006/math" xmlns:v="urn:schemas-microsoft-com:vml" xmlns:wp14="http://schemas.microsoft.com/office/word/2010/wordprocessingDrawing" xmlns:wp="http://schemas.openxmlformats.org/drawingml/2006/wordprocessingDrawing" xmlns:w10="urn:schemas-microsoft-com:office:word" xmlns:w="http://schemas.openxmlformats.org/wordprocessingml/2006/main" xmlns:w14="http://schemas.microsoft.com/office/word/2010/wordml" xmlns:w15="http://schemas.microsoft.com/office/word/2012/wordml" xmlns:w16cex="http://schemas.microsoft.com/office/word/2018/wordml/cex" xmlns:w16cid="http://schemas.microsoft.com/office/word/2016/wordml/cid" xmlns:w16="http://schemas.microsoft.com/office/word/2018/wordml" xmlns:w16du="http://schemas.microsoft.com/office/word/2023/wordml/word16du" xmlns:w16sdtdh="http://schemas.microsoft.com/office/word/2020/wordml/sdtdatahash" xmlns:w16sdtfl="http://schemas.microsoft.com/office/word/2024/wordml/sdtformatlock" xmlns:w16se="http://schemas.microsoft.com/office/word/2015/wordml/symex" xmlns:wpg="http://schemas.microsoft.com/office/word/2010/wordprocessingGroup" xmlns:wpi="http://schemas.microsoft.com/office/word/2010/wordprocessingInk" xmlns:wne="http://schemas.microsoft.com/office/word/2006/wordml" xmlns:wps="http://schemas.microsoft.com/office/word/2010/wordprocessingShape" mc:Ignorable="w14 w15 w16se w16cid w16 w16cex w16sdtdh w16sdtfl w16du wp14">
   <w:p>
     <w:pPr>
       <w:pStyle w:val="Footer"/>
@@ -2298,7 +2087,7 @@
 </file>
 
 <file path=word/footnotes.xml><?xml version="1.0" encoding="utf-8"?>
-<w:footnotes xmlns:wpc="http://schemas.microsoft.com/office/word/2010/wordprocessingCanvas" xmlns:cx="http://schemas.microsoft.com/office/drawing/2014/chartex" xmlns:cx1="http://schemas.microsoft.com/office/drawing/2015/9/8/chartex" xmlns:cx2="http://schemas.microsoft.com/office/drawing/2015/10/21/chartex" xmlns:cx3="http://schemas.microsoft.com/office/drawing/2016/5/9/chartex" xmlns:cx4="http://schemas.microsoft.com/office/drawing/2016/5/10/chartex" xmlns:cx5="http://schemas.microsoft.com/office/drawing/2016/5/11/chartex" xmlns:cx6="http://schemas.microsoft.com/office/drawing/2016/5/12/chartex" xmlns:cx7="http://schemas.microsoft.com/office/drawing/2016/5/13/chartex" xmlns:cx8="http://schemas.microsoft.com/office/drawing/2016/5/14/chartex" xmlns:mc="http://schemas.openxmlformats.org/markup-compatibility/2006" xmlns:aink="http://schemas.microsoft.com/office/drawing/2016/ink" xmlns:am3d="http://schemas.microsoft.com/office/drawing/2017/model3d" xmlns:o="urn:schemas-microsoft-com:office:office" xmlns:r="http://schemas.openxmlformats.org/officeDocument/2006/relationships" xmlns:m="http://schemas.openxmlformats.org/officeDocument/2006/math" xmlns:v="urn:schemas-microsoft-com:vml" xmlns:wp14="http://schemas.microsoft.com/office/word/2010/wordprocessingDrawing" xmlns:wp="http://schemas.openxmlformats.org/drawingml/2006/wordprocessingDrawing" xmlns:w10="urn:schemas-microsoft-com:office:word" xmlns:w="http://schemas.openxmlformats.org/wordprocessingml/2006/main" xmlns:w14="http://schemas.microsoft.com/office/word/2010/wordml" xmlns:w15="http://schemas.microsoft.com/office/word/2012/wordml" xmlns:w16cid="http://schemas.microsoft.com/office/word/2016/wordml/cid" xmlns:w16se="http://schemas.microsoft.com/office/word/2015/wordml/symex" xmlns:wpg="http://schemas.microsoft.com/office/word/2010/wordprocessingGroup" xmlns:wpi="http://schemas.microsoft.com/office/word/2010/wordprocessingInk" xmlns:wne="http://schemas.microsoft.com/office/word/2006/wordml" xmlns:wps="http://schemas.microsoft.com/office/word/2010/wordprocessingShape" mc:Ignorable="w14 w15 w16se w16cid wp14">
+<w:footnotes xmlns:wpc="http://schemas.microsoft.com/office/word/2010/wordprocessingCanvas" xmlns:cx="http://schemas.microsoft.com/office/drawing/2014/chartex" xmlns:cx1="http://schemas.microsoft.com/office/drawing/2015/9/8/chartex" xmlns:cx2="http://schemas.microsoft.com/office/drawing/2015/10/21/chartex" xmlns:cx3="http://schemas.microsoft.com/office/drawing/2016/5/9/chartex" xmlns:cx4="http://schemas.microsoft.com/office/drawing/2016/5/10/chartex" xmlns:cx5="http://schemas.microsoft.com/office/drawing/2016/5/11/chartex" xmlns:cx6="http://schemas.microsoft.com/office/drawing/2016/5/12/chartex" xmlns:cx7="http://schemas.microsoft.com/office/drawing/2016/5/13/chartex" xmlns:cx8="http://schemas.microsoft.com/office/drawing/2016/5/14/chartex" xmlns:mc="http://schemas.openxmlformats.org/markup-compatibility/2006" xmlns:aink="http://schemas.microsoft.com/office/drawing/2016/ink" xmlns:am3d="http://schemas.microsoft.com/office/drawing/2017/model3d" xmlns:o="urn:schemas-microsoft-com:office:office" xmlns:oel="http://schemas.microsoft.com/office/2019/extlst" xmlns:r="http://schemas.openxmlformats.org/officeDocument/2006/relationships" xmlns:m="http://schemas.openxmlformats.org/officeDocument/2006/math" xmlns:v="urn:schemas-microsoft-com:vml" xmlns:wp14="http://schemas.microsoft.com/office/word/2010/wordprocessingDrawing" xmlns:wp="http://schemas.openxmlformats.org/drawingml/2006/wordprocessingDrawing" xmlns:w10="urn:schemas-microsoft-com:office:word" xmlns:w="http://schemas.openxmlformats.org/wordprocessingml/2006/main" xmlns:w14="http://schemas.microsoft.com/office/word/2010/wordml" xmlns:w15="http://schemas.microsoft.com/office/word/2012/wordml" xmlns:w16cex="http://schemas.microsoft.com/office/word/2018/wordml/cex" xmlns:w16cid="http://schemas.microsoft.com/office/word/2016/wordml/cid" xmlns:w16="http://schemas.microsoft.com/office/word/2018/wordml" xmlns:w16du="http://schemas.microsoft.com/office/word/2023/wordml/word16du" xmlns:w16sdtdh="http://schemas.microsoft.com/office/word/2020/wordml/sdtdatahash" xmlns:w16sdtfl="http://schemas.microsoft.com/office/word/2024/wordml/sdtformatlock" xmlns:w16se="http://schemas.microsoft.com/office/word/2015/wordml/symex" xmlns:wpg="http://schemas.microsoft.com/office/word/2010/wordprocessingGroup" xmlns:wpi="http://schemas.microsoft.com/office/word/2010/wordprocessingInk" xmlns:wne="http://schemas.microsoft.com/office/word/2006/wordml" xmlns:wps="http://schemas.microsoft.com/office/word/2010/wordprocessingShape" mc:Ignorable="w14 w15 w16se w16cid w16 w16cex w16sdtdh w16sdtfl w16du wp14">
   <w:footnote w:type="separator" w:id="-1">
     <w:p>
       <w:pPr>
@@ -2323,7 +2112,7 @@
 </file>
 
 <file path=word/header1.xml><?xml version="1.0" encoding="utf-8"?>
-<w:hdr xmlns:wpc="http://schemas.microsoft.com/office/word/2010/wordprocessingCanvas" xmlns:cx="http://schemas.microsoft.com/office/drawing/2014/chartex" xmlns:cx1="http://schemas.microsoft.com/office/drawing/2015/9/8/chartex" xmlns:cx2="http://schemas.microsoft.com/office/drawing/2015/10/21/chartex" xmlns:cx3="http://schemas.microsoft.com/office/drawing/2016/5/9/chartex" xmlns:cx4="http://schemas.microsoft.com/office/drawing/2016/5/10/chartex" xmlns:cx5="http://schemas.microsoft.com/office/drawing/2016/5/11/chartex" xmlns:cx6="http://schemas.microsoft.com/office/drawing/2016/5/12/chartex" xmlns:cx7="http://schemas.microsoft.com/office/drawing/2016/5/13/chartex" xmlns:cx8="http://schemas.microsoft.com/office/drawing/2016/5/14/chartex" xmlns:mc="http://schemas.openxmlformats.org/markup-compatibility/2006" xmlns:aink="http://schemas.microsoft.com/office/drawing/2016/ink" xmlns:am3d="http://schemas.microsoft.com/office/drawing/2017/model3d" xmlns:o="urn:schemas-microsoft-com:office:office" xmlns:r="http://schemas.openxmlformats.org/officeDocument/2006/relationships" xmlns:m="http://schemas.openxmlformats.org/officeDocument/2006/math" xmlns:v="urn:schemas-microsoft-com:vml" xmlns:wp14="http://schemas.microsoft.com/office/word/2010/wordprocessingDrawing" xmlns:wp="http://schemas.openxmlformats.org/drawingml/2006/wordprocessingDrawing" xmlns:w10="urn:schemas-microsoft-com:office:word" xmlns:w="http://schemas.openxmlformats.org/wordprocessingml/2006/main" xmlns:w14="http://schemas.microsoft.com/office/word/2010/wordml" xmlns:w15="http://schemas.microsoft.com/office/word/2012/wordml" xmlns:w16cid="http://schemas.microsoft.com/office/word/2016/wordml/cid" xmlns:w16se="http://schemas.microsoft.com/office/word/2015/wordml/symex" xmlns:wpg="http://schemas.microsoft.com/office/word/2010/wordprocessingGroup" xmlns:wpi="http://schemas.microsoft.com/office/word/2010/wordprocessingInk" xmlns:wne="http://schemas.microsoft.com/office/word/2006/wordml" xmlns:wps="http://schemas.microsoft.com/office/word/2010/wordprocessingShape" mc:Ignorable="w14 w15 w16se w16cid wp14">
+<w:hdr xmlns:wpc="http://schemas.microsoft.com/office/word/2010/wordprocessingCanvas" xmlns:cx="http://schemas.microsoft.com/office/drawing/2014/chartex" xmlns:cx1="http://schemas.microsoft.com/office/drawing/2015/9/8/chartex" xmlns:cx2="http://schemas.microsoft.com/office/drawing/2015/10/21/chartex" xmlns:cx3="http://schemas.microsoft.com/office/drawing/2016/5/9/chartex" xmlns:cx4="http://schemas.microsoft.com/office/drawing/2016/5/10/chartex" xmlns:cx5="http://schemas.microsoft.com/office/drawing/2016/5/11/chartex" xmlns:cx6="http://schemas.microsoft.com/office/drawing/2016/5/12/chartex" xmlns:cx7="http://schemas.microsoft.com/office/drawing/2016/5/13/chartex" xmlns:cx8="http://schemas.microsoft.com/office/drawing/2016/5/14/chartex" xmlns:mc="http://schemas.openxmlformats.org/markup-compatibility/2006" xmlns:aink="http://schemas.microsoft.com/office/drawing/2016/ink" xmlns:am3d="http://schemas.microsoft.com/office/drawing/2017/model3d" xmlns:o="urn:schemas-microsoft-com:office:office" xmlns:oel="http://schemas.microsoft.com/office/2019/extlst" xmlns:r="http://schemas.openxmlformats.org/officeDocument/2006/relationships" xmlns:m="http://schemas.openxmlformats.org/officeDocument/2006/math" xmlns:v="urn:schemas-microsoft-com:vml" xmlns:wp14="http://schemas.microsoft.com/office/word/2010/wordprocessingDrawing" xmlns:wp="http://schemas.openxmlformats.org/drawingml/2006/wordprocessingDrawing" xmlns:w10="urn:schemas-microsoft-com:office:word" xmlns:w="http://schemas.openxmlformats.org/wordprocessingml/2006/main" xmlns:w14="http://schemas.microsoft.com/office/word/2010/wordml" xmlns:w15="http://schemas.microsoft.com/office/word/2012/wordml" xmlns:w16cex="http://schemas.microsoft.com/office/word/2018/wordml/cex" xmlns:w16cid="http://schemas.microsoft.com/office/word/2016/wordml/cid" xmlns:w16="http://schemas.microsoft.com/office/word/2018/wordml" xmlns:w16du="http://schemas.microsoft.com/office/word/2023/wordml/word16du" xmlns:w16sdtdh="http://schemas.microsoft.com/office/word/2020/wordml/sdtdatahash" xmlns:w16sdtfl="http://schemas.microsoft.com/office/word/2024/wordml/sdtformatlock" xmlns:w16se="http://schemas.microsoft.com/office/word/2015/wordml/symex" xmlns:wpg="http://schemas.microsoft.com/office/word/2010/wordprocessingGroup" xmlns:wpi="http://schemas.microsoft.com/office/word/2010/wordprocessingInk" xmlns:wne="http://schemas.microsoft.com/office/word/2006/wordml" xmlns:wps="http://schemas.microsoft.com/office/word/2010/wordprocessingShape" mc:Ignorable="w14 w15 w16se w16cid w16 w16cex w16sdtdh w16sdtfl w16du wp14">
   <w:tbl>
     <w:tblPr>
       <w:tblW w:w="0" w:type="auto"/>
@@ -2384,7 +2173,7 @@
 </file>
 
 <file path=word/header2.xml><?xml version="1.0" encoding="utf-8"?>
-<w:hdr xmlns:wpc="http://schemas.microsoft.com/office/word/2010/wordprocessingCanvas" xmlns:cx="http://schemas.microsoft.com/office/drawing/2014/chartex" xmlns:cx1="http://schemas.microsoft.com/office/drawing/2015/9/8/chartex" xmlns:cx2="http://schemas.microsoft.com/office/drawing/2015/10/21/chartex" xmlns:cx3="http://schemas.microsoft.com/office/drawing/2016/5/9/chartex" xmlns:cx4="http://schemas.microsoft.com/office/drawing/2016/5/10/chartex" xmlns:cx5="http://schemas.microsoft.com/office/drawing/2016/5/11/chartex" xmlns:cx6="http://schemas.microsoft.com/office/drawing/2016/5/12/chartex" xmlns:cx7="http://schemas.microsoft.com/office/drawing/2016/5/13/chartex" xmlns:cx8="http://schemas.microsoft.com/office/drawing/2016/5/14/chartex" xmlns:mc="http://schemas.openxmlformats.org/markup-compatibility/2006" xmlns:aink="http://schemas.microsoft.com/office/drawing/2016/ink" xmlns:am3d="http://schemas.microsoft.com/office/drawing/2017/model3d" xmlns:o="urn:schemas-microsoft-com:office:office" xmlns:r="http://schemas.openxmlformats.org/officeDocument/2006/relationships" xmlns:m="http://schemas.openxmlformats.org/officeDocument/2006/math" xmlns:v="urn:schemas-microsoft-com:vml" xmlns:wp14="http://schemas.microsoft.com/office/word/2010/wordprocessingDrawing" xmlns:wp="http://schemas.openxmlformats.org/drawingml/2006/wordprocessingDrawing" xmlns:w10="urn:schemas-microsoft-com:office:word" xmlns:w="http://schemas.openxmlformats.org/wordprocessingml/2006/main" xmlns:w14="http://schemas.microsoft.com/office/word/2010/wordml" xmlns:w15="http://schemas.microsoft.com/office/word/2012/wordml" xmlns:w16cid="http://schemas.microsoft.com/office/word/2016/wordml/cid" xmlns:w16se="http://schemas.microsoft.com/office/word/2015/wordml/symex" xmlns:wpg="http://schemas.microsoft.com/office/word/2010/wordprocessingGroup" xmlns:wpi="http://schemas.microsoft.com/office/word/2010/wordprocessingInk" xmlns:wne="http://schemas.microsoft.com/office/word/2006/wordml" xmlns:wps="http://schemas.microsoft.com/office/word/2010/wordprocessingShape" mc:Ignorable="w14 w15 w16se w16cid wp14">
+<w:hdr xmlns:wpc="http://schemas.microsoft.com/office/word/2010/wordprocessingCanvas" xmlns:cx="http://schemas.microsoft.com/office/drawing/2014/chartex" xmlns:cx1="http://schemas.microsoft.com/office/drawing/2015/9/8/chartex" xmlns:cx2="http://schemas.microsoft.com/office/drawing/2015/10/21/chartex" xmlns:cx3="http://schemas.microsoft.com/office/drawing/2016/5/9/chartex" xmlns:cx4="http://schemas.microsoft.com/office/drawing/2016/5/10/chartex" xmlns:cx5="http://schemas.microsoft.com/office/drawing/2016/5/11/chartex" xmlns:cx6="http://schemas.microsoft.com/office/drawing/2016/5/12/chartex" xmlns:cx7="http://schemas.microsoft.com/office/drawing/2016/5/13/chartex" xmlns:cx8="http://schemas.microsoft.com/office/drawing/2016/5/14/chartex" xmlns:mc="http://schemas.openxmlformats.org/markup-compatibility/2006" xmlns:aink="http://schemas.microsoft.com/office/drawing/2016/ink" xmlns:am3d="http://schemas.microsoft.com/office/drawing/2017/model3d" xmlns:o="urn:schemas-microsoft-com:office:office" xmlns:oel="http://schemas.microsoft.com/office/2019/extlst" xmlns:r="http://schemas.openxmlformats.org/officeDocument/2006/relationships" xmlns:m="http://schemas.openxmlformats.org/officeDocument/2006/math" xmlns:v="urn:schemas-microsoft-com:vml" xmlns:wp14="http://schemas.microsoft.com/office/word/2010/wordprocessingDrawing" xmlns:wp="http://schemas.openxmlformats.org/drawingml/2006/wordprocessingDrawing" xmlns:w10="urn:schemas-microsoft-com:office:word" xmlns:w="http://schemas.openxmlformats.org/wordprocessingml/2006/main" xmlns:w14="http://schemas.microsoft.com/office/word/2010/wordml" xmlns:w15="http://schemas.microsoft.com/office/word/2012/wordml" xmlns:w16cex="http://schemas.microsoft.com/office/word/2018/wordml/cex" xmlns:w16cid="http://schemas.microsoft.com/office/word/2016/wordml/cid" xmlns:w16="http://schemas.microsoft.com/office/word/2018/wordml" xmlns:w16du="http://schemas.microsoft.com/office/word/2023/wordml/word16du" xmlns:w16sdtdh="http://schemas.microsoft.com/office/word/2020/wordml/sdtdatahash" xmlns:w16sdtfl="http://schemas.microsoft.com/office/word/2024/wordml/sdtformatlock" xmlns:w16se="http://schemas.microsoft.com/office/word/2015/wordml/symex" xmlns:wpg="http://schemas.microsoft.com/office/word/2010/wordprocessingGroup" xmlns:wpi="http://schemas.microsoft.com/office/word/2010/wordprocessingInk" xmlns:wne="http://schemas.microsoft.com/office/word/2006/wordml" xmlns:wps="http://schemas.microsoft.com/office/word/2010/wordprocessingShape" mc:Ignorable="w14 w15 w16se w16cid w16 w16cex w16sdtdh w16sdtfl w16du wp14">
   <w:p>
     <w:pPr>
       <w:pStyle w:val="Title"/>
@@ -2439,7 +2228,7 @@
       <w:rPr>
         <w:rFonts w:eastAsia="Calibri" w:cs="Arial"/>
       </w:rPr>
-      <w:t>Andrew Yackzan</w:t>
+      <w:t>Austin Minton</w:t>
     </w:r>
     <w:r>
       <w:rPr>
@@ -2451,13 +2240,19 @@
       <w:rPr>
         <w:rFonts w:eastAsia="Calibri" w:cs="Arial"/>
       </w:rPr>
-      <w:t>7July</w:t>
+      <w:t>03Sept</w:t>
     </w:r>
     <w:r>
       <w:rPr>
         <w:rFonts w:eastAsia="Calibri" w:cs="Arial"/>
       </w:rPr>
-      <w:t>23</w:t>
+      <w:t>2</w:t>
+    </w:r>
+    <w:r>
+      <w:rPr>
+        <w:rFonts w:eastAsia="Calibri" w:cs="Arial"/>
+      </w:rPr>
+      <w:t>5</w:t>
     </w:r>
   </w:p>
   <w:p>
@@ -2469,7 +2264,7 @@
 </file>
 
 <file path=word/numbering.xml><?xml version="1.0" encoding="utf-8"?>
-<w:numbering xmlns:wpc="http://schemas.microsoft.com/office/word/2010/wordprocessingCanvas" xmlns:cx="http://schemas.microsoft.com/office/drawing/2014/chartex" xmlns:cx1="http://schemas.microsoft.com/office/drawing/2015/9/8/chartex" xmlns:cx2="http://schemas.microsoft.com/office/drawing/2015/10/21/chartex" xmlns:cx3="http://schemas.microsoft.com/office/drawing/2016/5/9/chartex" xmlns:cx4="http://schemas.microsoft.com/office/drawing/2016/5/10/chartex" xmlns:cx5="http://schemas.microsoft.com/office/drawing/2016/5/11/chartex" xmlns:cx6="http://schemas.microsoft.com/office/drawing/2016/5/12/chartex" xmlns:cx7="http://schemas.microsoft.com/office/drawing/2016/5/13/chartex" xmlns:cx8="http://schemas.microsoft.com/office/drawing/2016/5/14/chartex" xmlns:mc="http://schemas.openxmlformats.org/markup-compatibility/2006" xmlns:aink="http://schemas.microsoft.com/office/drawing/2016/ink" xmlns:am3d="http://schemas.microsoft.com/office/drawing/2017/model3d" xmlns:o="urn:schemas-microsoft-com:office:office" xmlns:r="http://schemas.openxmlformats.org/officeDocument/2006/relationships" xmlns:m="http://schemas.openxmlformats.org/officeDocument/2006/math" xmlns:v="urn:schemas-microsoft-com:vml" xmlns:wp14="http://schemas.microsoft.com/office/word/2010/wordprocessingDrawing" xmlns:wp="http://schemas.openxmlformats.org/drawingml/2006/wordprocessingDrawing" xmlns:w10="urn:schemas-microsoft-com:office:word" xmlns:w="http://schemas.openxmlformats.org/wordprocessingml/2006/main" xmlns:w14="http://schemas.microsoft.com/office/word/2010/wordml" xmlns:w15="http://schemas.microsoft.com/office/word/2012/wordml" xmlns:w16cid="http://schemas.microsoft.com/office/word/2016/wordml/cid" xmlns:w16se="http://schemas.microsoft.com/office/word/2015/wordml/symex" xmlns:wpg="http://schemas.microsoft.com/office/word/2010/wordprocessingGroup" xmlns:wpi="http://schemas.microsoft.com/office/word/2010/wordprocessingInk" xmlns:wne="http://schemas.microsoft.com/office/word/2006/wordml" xmlns:wps="http://schemas.microsoft.com/office/word/2010/wordprocessingShape" mc:Ignorable="w14 w15 w16se w16cid wp14">
+<w:numbering xmlns:wpc="http://schemas.microsoft.com/office/word/2010/wordprocessingCanvas" xmlns:cx="http://schemas.microsoft.com/office/drawing/2014/chartex" xmlns:cx1="http://schemas.microsoft.com/office/drawing/2015/9/8/chartex" xmlns:cx2="http://schemas.microsoft.com/office/drawing/2015/10/21/chartex" xmlns:cx3="http://schemas.microsoft.com/office/drawing/2016/5/9/chartex" xmlns:cx4="http://schemas.microsoft.com/office/drawing/2016/5/10/chartex" xmlns:cx5="http://schemas.microsoft.com/office/drawing/2016/5/11/chartex" xmlns:cx6="http://schemas.microsoft.com/office/drawing/2016/5/12/chartex" xmlns:cx7="http://schemas.microsoft.com/office/drawing/2016/5/13/chartex" xmlns:cx8="http://schemas.microsoft.com/office/drawing/2016/5/14/chartex" xmlns:mc="http://schemas.openxmlformats.org/markup-compatibility/2006" xmlns:aink="http://schemas.microsoft.com/office/drawing/2016/ink" xmlns:am3d="http://schemas.microsoft.com/office/drawing/2017/model3d" xmlns:o="urn:schemas-microsoft-com:office:office" xmlns:oel="http://schemas.microsoft.com/office/2019/extlst" xmlns:r="http://schemas.openxmlformats.org/officeDocument/2006/relationships" xmlns:m="http://schemas.openxmlformats.org/officeDocument/2006/math" xmlns:v="urn:schemas-microsoft-com:vml" xmlns:wp14="http://schemas.microsoft.com/office/word/2010/wordprocessingDrawing" xmlns:wp="http://schemas.openxmlformats.org/drawingml/2006/wordprocessingDrawing" xmlns:w10="urn:schemas-microsoft-com:office:word" xmlns:w="http://schemas.openxmlformats.org/wordprocessingml/2006/main" xmlns:w14="http://schemas.microsoft.com/office/word/2010/wordml" xmlns:w15="http://schemas.microsoft.com/office/word/2012/wordml" xmlns:w16cex="http://schemas.microsoft.com/office/word/2018/wordml/cex" xmlns:w16cid="http://schemas.microsoft.com/office/word/2016/wordml/cid" xmlns:w16="http://schemas.microsoft.com/office/word/2018/wordml" xmlns:w16du="http://schemas.microsoft.com/office/word/2023/wordml/word16du" xmlns:w16sdtdh="http://schemas.microsoft.com/office/word/2020/wordml/sdtdatahash" xmlns:w16sdtfl="http://schemas.microsoft.com/office/word/2024/wordml/sdtformatlock" xmlns:w16se="http://schemas.microsoft.com/office/word/2015/wordml/symex" xmlns:wpg="http://schemas.microsoft.com/office/word/2010/wordprocessingGroup" xmlns:wpi="http://schemas.microsoft.com/office/word/2010/wordprocessingInk" xmlns:wne="http://schemas.microsoft.com/office/word/2006/wordml" xmlns:wps="http://schemas.microsoft.com/office/word/2010/wordprocessingShape" mc:Ignorable="w14 w15 w16se w16cid w16 w16cex w16sdtdh w16sdtfl w16du wp14">
   <w:abstractNum w:abstractNumId="0" w15:restartNumberingAfterBreak="0">
     <w:nsid w:val="30266BC4"/>
     <w:multiLevelType w:val="hybridMultilevel"/>
@@ -3419,35 +3214,35 @@
       </w:rPr>
     </w:lvl>
   </w:abstractNum>
-  <w:num w:numId="1">
+  <w:num w:numId="1" w16cid:durableId="1838304417">
     <w:abstractNumId w:val="5"/>
   </w:num>
-  <w:num w:numId="2">
+  <w:num w:numId="2" w16cid:durableId="1370446997">
     <w:abstractNumId w:val="0"/>
   </w:num>
-  <w:num w:numId="3">
+  <w:num w:numId="3" w16cid:durableId="670447106">
     <w:abstractNumId w:val="4"/>
   </w:num>
-  <w:num w:numId="4">
+  <w:num w:numId="4" w16cid:durableId="1966153690">
     <w:abstractNumId w:val="1"/>
   </w:num>
-  <w:num w:numId="5">
+  <w:num w:numId="5" w16cid:durableId="298802868">
     <w:abstractNumId w:val="2"/>
   </w:num>
-  <w:num w:numId="6">
+  <w:num w:numId="6" w16cid:durableId="1321083507">
     <w:abstractNumId w:val="3"/>
   </w:num>
-  <w:num w:numId="7">
+  <w:num w:numId="7" w16cid:durableId="1139150757">
     <w:abstractNumId w:val="6"/>
   </w:num>
-  <w:num w:numId="8">
+  <w:num w:numId="8" w16cid:durableId="1266233758">
     <w:abstractNumId w:val="7"/>
   </w:num>
 </w:numbering>
 </file>
 
 <file path=word/styles.xml><?xml version="1.0" encoding="utf-8"?>
-<w:styles xmlns:mc="http://schemas.openxmlformats.org/markup-compatibility/2006" xmlns:r="http://schemas.openxmlformats.org/officeDocument/2006/relationships" xmlns:w="http://schemas.openxmlformats.org/wordprocessingml/2006/main" xmlns:w14="http://schemas.microsoft.com/office/word/2010/wordml" xmlns:w15="http://schemas.microsoft.com/office/word/2012/wordml" xmlns:w16cid="http://schemas.microsoft.com/office/word/2016/wordml/cid" xmlns:w16se="http://schemas.microsoft.com/office/word/2015/wordml/symex" mc:Ignorable="w14 w15 w16se w16cid">
+<w:styles xmlns:mc="http://schemas.openxmlformats.org/markup-compatibility/2006" xmlns:r="http://schemas.openxmlformats.org/officeDocument/2006/relationships" xmlns:w="http://schemas.openxmlformats.org/wordprocessingml/2006/main" xmlns:w14="http://schemas.microsoft.com/office/word/2010/wordml" xmlns:w15="http://schemas.microsoft.com/office/word/2012/wordml" xmlns:w16cex="http://schemas.microsoft.com/office/word/2018/wordml/cex" xmlns:w16cid="http://schemas.microsoft.com/office/word/2016/wordml/cid" xmlns:w16="http://schemas.microsoft.com/office/word/2018/wordml" xmlns:w16du="http://schemas.microsoft.com/office/word/2023/wordml/word16du" xmlns:w16sdtdh="http://schemas.microsoft.com/office/word/2020/wordml/sdtdatahash" xmlns:w16sdtfl="http://schemas.microsoft.com/office/word/2024/wordml/sdtformatlock" xmlns:w16se="http://schemas.microsoft.com/office/word/2015/wordml/symex" mc:Ignorable="w14 w15 w16se w16cid w16 w16cex w16sdtdh w16sdtfl w16du">
   <w:docDefaults>
     <w:rPrDefault>
       <w:rPr>
@@ -3463,7 +3258,7 @@
       </w:pPr>
     </w:pPrDefault>
   </w:docDefaults>
-  <w:latentStyles w:defLockedState="0" w:defUIPriority="99" w:defSemiHidden="0" w:defUnhideWhenUsed="0" w:defQFormat="0" w:count="375">
+  <w:latentStyles w:defLockedState="0" w:defUIPriority="99" w:defSemiHidden="0" w:defUnhideWhenUsed="0" w:defQFormat="0" w:count="376">
     <w:lsdException w:name="Normal" w:uiPriority="0" w:qFormat="1"/>
     <w:lsdException w:name="heading 1" w:uiPriority="9" w:qFormat="1"/>
     <w:lsdException w:name="heading 2" w:semiHidden="1" w:uiPriority="9" w:unhideWhenUsed="1" w:qFormat="1"/>
@@ -3839,6 +3634,7 @@
     <w:lsdException w:name="Smart Hyperlink" w:semiHidden="1" w:unhideWhenUsed="1"/>
     <w:lsdException w:name="Hashtag" w:semiHidden="1" w:unhideWhenUsed="1"/>
     <w:lsdException w:name="Unresolved Mention" w:semiHidden="1" w:unhideWhenUsed="1"/>
+    <w:lsdException w:name="Smart Link" w:semiHidden="1" w:unhideWhenUsed="1"/>
   </w:latentStyles>
   <w:style w:type="paragraph" w:default="1" w:styleId="Normal">
     <w:name w:val="Normal"/>
@@ -4224,6 +4020,18 @@
       <w:rFonts w:ascii="Verdana" w:eastAsia="Verdana" w:hAnsi="Verdana" w:cs="Verdana"/>
     </w:rPr>
   </w:style>
+  <w:style w:type="character" w:styleId="FollowedHyperlink">
+    <w:name w:val="FollowedHyperlink"/>
+    <w:basedOn w:val="DefaultParagraphFont"/>
+    <w:uiPriority w:val="99"/>
+    <w:semiHidden/>
+    <w:unhideWhenUsed/>
+    <w:rsid w:val="00CA7DE0"/>
+    <w:rPr>
+      <w:color w:val="954F72" w:themeColor="followedHyperlink"/>
+      <w:u w:val="single"/>
+    </w:rPr>
+  </w:style>
 </w:styles>
 </file>
 
@@ -4489,26 +4297,6 @@
 </file>
 
 <file path=customXml/item1.xml><?xml version="1.0" encoding="utf-8"?>
-<p:properties xmlns:p="http://schemas.microsoft.com/office/2006/metadata/properties" xmlns:xsi="http://www.w3.org/2001/XMLSchema-instance" xmlns:pc="http://schemas.microsoft.com/office/infopath/2007/PartnerControls">
-  <documentManagement>
-    <lcf76f155ced4ddcb4097134ff3c332f xmlns="5d5a2885-0f9b-4d04-9bc1-f867a2376b8a">
-      <Terms xmlns="http://schemas.microsoft.com/office/infopath/2007/PartnerControls"/>
-    </lcf76f155ced4ddcb4097134ff3c332f>
-    <TaxCatchAll xmlns="6cbc0c5a-d948-46e5-8624-1bad210f77c7" xsi:nil="true"/>
-  </documentManagement>
-</p:properties>
-</file>
-
-<file path=customXml/item2.xml><?xml version="1.0" encoding="utf-8"?>
-<?mso-contentType ?>
-<FormTemplates xmlns="http://schemas.microsoft.com/sharepoint/v3/contenttype/forms">
-  <Display>DocumentLibraryForm</Display>
-  <Edit>DocumentLibraryForm</Edit>
-  <New>DocumentLibraryForm</New>
-</FormTemplates>
-</file>
-
-<file path=customXml/item3.xml><?xml version="1.0" encoding="utf-8"?>
 <ct:contentTypeSchema xmlns:ct="http://schemas.microsoft.com/office/2006/metadata/contentType" xmlns:ma="http://schemas.microsoft.com/office/2006/metadata/properties/metaAttributes" ct:_="" ma:_="" ma:contentTypeName="Document" ma:contentTypeID="0x010100965EA08FA511AE4C9FFF632E6536ED13" ma:contentTypeVersion="16" ma:contentTypeDescription="Create a new document." ma:contentTypeScope="" ma:versionID="13231beaf431ebcd1e0feea1ee7400a9">
   <xsd:schema xmlns:xsd="http://www.w3.org/2001/XMLSchema" xmlns:xs="http://www.w3.org/2001/XMLSchema" xmlns:p="http://schemas.microsoft.com/office/2006/metadata/properties" xmlns:ns2="5d5a2885-0f9b-4d04-9bc1-f867a2376b8a" xmlns:ns3="6cbc0c5a-d948-46e5-8624-1bad210f77c7" targetNamespace="http://schemas.microsoft.com/office/2006/metadata/properties" ma:root="true" ma:fieldsID="2c43bb9650fad45b6068276d37b57855" ns2:_="" ns3:_="">
     <xsd:import namespace="5d5a2885-0f9b-4d04-9bc1-f867a2376b8a"/>
@@ -4751,26 +4539,27 @@
 </ct:contentTypeSchema>
 </file>
 
-<file path=customXml/itemProps1.xml><?xml version="1.0" encoding="utf-8"?>
-<ds:datastoreItem xmlns:ds="http://schemas.openxmlformats.org/officeDocument/2006/customXml" ds:itemID="{F190709B-042D-46BB-876F-680D5860482B}">
-  <ds:schemaRefs>
-    <ds:schemaRef ds:uri="http://schemas.microsoft.com/office/2006/metadata/properties"/>
-    <ds:schemaRef ds:uri="http://schemas.microsoft.com/office/infopath/2007/PartnerControls"/>
-    <ds:schemaRef ds:uri="5d5a2885-0f9b-4d04-9bc1-f867a2376b8a"/>
-    <ds:schemaRef ds:uri="6cbc0c5a-d948-46e5-8624-1bad210f77c7"/>
-  </ds:schemaRefs>
-</ds:datastoreItem>
+<file path=customXml/item2.xml><?xml version="1.0" encoding="utf-8"?>
+<?mso-contentType ?>
+<FormTemplates xmlns="http://schemas.microsoft.com/sharepoint/v3/contenttype/forms">
+  <Display>DocumentLibraryForm</Display>
+  <Edit>DocumentLibraryForm</Edit>
+  <New>DocumentLibraryForm</New>
+</FormTemplates>
 </file>
 
-<file path=customXml/itemProps2.xml><?xml version="1.0" encoding="utf-8"?>
-<ds:datastoreItem xmlns:ds="http://schemas.openxmlformats.org/officeDocument/2006/customXml" ds:itemID="{D34199BD-E1E5-4A2A-BC04-4F5F6F793BCC}">
-  <ds:schemaRefs>
-    <ds:schemaRef ds:uri="http://schemas.microsoft.com/sharepoint/v3/contenttype/forms"/>
-  </ds:schemaRefs>
-</ds:datastoreItem>
+<file path=customXml/item3.xml><?xml version="1.0" encoding="utf-8"?>
+<p:properties xmlns:p="http://schemas.microsoft.com/office/2006/metadata/properties" xmlns:xsi="http://www.w3.org/2001/XMLSchema-instance" xmlns:pc="http://schemas.microsoft.com/office/infopath/2007/PartnerControls">
+  <documentManagement>
+    <lcf76f155ced4ddcb4097134ff3c332f xmlns="5d5a2885-0f9b-4d04-9bc1-f867a2376b8a">
+      <Terms xmlns="http://schemas.microsoft.com/office/infopath/2007/PartnerControls"/>
+    </lcf76f155ced4ddcb4097134ff3c332f>
+    <TaxCatchAll xmlns="6cbc0c5a-d948-46e5-8624-1bad210f77c7" xsi:nil="true"/>
+  </documentManagement>
+</p:properties>
 </file>
 
-<file path=customXml/itemProps3.xml><?xml version="1.0" encoding="utf-8"?>
+<file path=customXml/itemProps1.xml><?xml version="1.0" encoding="utf-8"?>
 <ds:datastoreItem xmlns:ds="http://schemas.openxmlformats.org/officeDocument/2006/customXml" ds:itemID="{18960693-0D0D-4901-8126-F8E658119239}">
   <ds:schemaRefs>
     <ds:schemaRef ds:uri="http://schemas.microsoft.com/office/2006/metadata/contentType"/>
@@ -4787,4 +4576,23 @@
     <ds:schemaRef ds:uri="http://schemas.microsoft.com/internal/obd"/>
   </ds:schemaRefs>
 </ds:datastoreItem>
+</file>
+
+<file path=customXml/itemProps2.xml><?xml version="1.0" encoding="utf-8"?>
+<ds:datastoreItem xmlns:ds="http://schemas.openxmlformats.org/officeDocument/2006/customXml" ds:itemID="{D34199BD-E1E5-4A2A-BC04-4F5F6F793BCC}">
+  <ds:schemaRefs>
+    <ds:schemaRef ds:uri="http://schemas.microsoft.com/sharepoint/v3/contenttype/forms"/>
+  </ds:schemaRefs>
+</ds:datastoreItem>
+</file>
+
+<file path=customXml/itemProps3.xml><?xml version="1.0" encoding="utf-8"?>
+<ds:datastoreItem xmlns:ds="http://schemas.openxmlformats.org/officeDocument/2006/customXml" ds:itemID="{F190709B-042D-46BB-876F-680D5860482B}">
+  <ds:schemaRefs>
+    <ds:schemaRef ds:uri="http://schemas.microsoft.com/office/2006/metadata/properties"/>
+    <ds:schemaRef ds:uri="http://schemas.microsoft.com/office/infopath/2007/PartnerControls"/>
+    <ds:schemaRef ds:uri="5d5a2885-0f9b-4d04-9bc1-f867a2376b8a"/>
+    <ds:schemaRef ds:uri="6cbc0c5a-d948-46e5-8624-1bad210f77c7"/>
+  </ds:schemaRefs>
+</ds:datastoreItem>
 </file>
--- a/Histology/Staining/Picrosirius Red Staining/Picrosirius_Red_Stain_Protocol.docx
+++ b/Histology/Staining/Picrosirius Red Staining/Picrosirius_Red_Stain_Protocol.docx
@@ -121,7 +121,41 @@
           <w:sz w:val="24"/>
           <w:szCs w:val="24"/>
         </w:rPr>
-        <w:t>While waiting for the slides to air dry, ensure that the water bath is set to 56 degrees Celsius.</w:t>
+        <w:t xml:space="preserve">While waiting for the slides to </w:t>
+      </w:r>
+      <w:proofErr w:type="gramStart"/>
+      <w:r>
+        <w:rPr>
+          <w:rFonts w:cs="Arial"/>
+          <w:sz w:val="24"/>
+          <w:szCs w:val="24"/>
+        </w:rPr>
+        <w:t>air dry</w:t>
+      </w:r>
+      <w:proofErr w:type="gramEnd"/>
+      <w:r>
+        <w:rPr>
+          <w:rFonts w:cs="Arial"/>
+          <w:sz w:val="24"/>
+          <w:szCs w:val="24"/>
+        </w:rPr>
+        <w:t xml:space="preserve">, ensure that the </w:t>
+      </w:r>
+      <w:r>
+        <w:rPr>
+          <w:rFonts w:cs="Arial"/>
+          <w:sz w:val="24"/>
+          <w:szCs w:val="24"/>
+        </w:rPr>
+        <w:t>oven</w:t>
+      </w:r>
+      <w:r>
+        <w:rPr>
+          <w:rFonts w:cs="Arial"/>
+          <w:sz w:val="24"/>
+          <w:szCs w:val="24"/>
+        </w:rPr>
+        <w:t xml:space="preserve"> is set to 56 degrees Celsius.</w:t>
       </w:r>
     </w:p>
     <w:p>
@@ -151,7 +185,61 @@
           <w:sz w:val="24"/>
           <w:szCs w:val="24"/>
         </w:rPr>
-        <w:t xml:space="preserve"> coplin jar filled with Bouin’s solution into the water bath at 56C 30 mins prior to start of staining to allow Bouin’s to be at desired temperature.</w:t>
+        <w:t xml:space="preserve"> </w:t>
+      </w:r>
+      <w:proofErr w:type="spellStart"/>
+      <w:r>
+        <w:rPr>
+          <w:rFonts w:cs="Arial"/>
+          <w:sz w:val="24"/>
+          <w:szCs w:val="24"/>
+        </w:rPr>
+        <w:t>coplin</w:t>
+      </w:r>
+      <w:proofErr w:type="spellEnd"/>
+      <w:r>
+        <w:rPr>
+          <w:rFonts w:cs="Arial"/>
+          <w:sz w:val="24"/>
+          <w:szCs w:val="24"/>
+        </w:rPr>
+        <w:t xml:space="preserve"> jar filled with </w:t>
+      </w:r>
+      <w:proofErr w:type="spellStart"/>
+      <w:r>
+        <w:rPr>
+          <w:rFonts w:cs="Arial"/>
+          <w:sz w:val="24"/>
+          <w:szCs w:val="24"/>
+        </w:rPr>
+        <w:t>Bouin’s</w:t>
+      </w:r>
+      <w:proofErr w:type="spellEnd"/>
+      <w:r>
+        <w:rPr>
+          <w:rFonts w:cs="Arial"/>
+          <w:sz w:val="24"/>
+          <w:szCs w:val="24"/>
+        </w:rPr>
+        <w:t xml:space="preserve"> solution into the water bath at 56C 30 mins prior to start of staining to allow </w:t>
+      </w:r>
+      <w:proofErr w:type="spellStart"/>
+      <w:r>
+        <w:rPr>
+          <w:rFonts w:cs="Arial"/>
+          <w:sz w:val="24"/>
+          <w:szCs w:val="24"/>
+        </w:rPr>
+        <w:t>Bouin’s</w:t>
+      </w:r>
+      <w:proofErr w:type="spellEnd"/>
+      <w:r>
+        <w:rPr>
+          <w:rFonts w:cs="Arial"/>
+          <w:sz w:val="24"/>
+          <w:szCs w:val="24"/>
+        </w:rPr>
+        <w:t xml:space="preserve"> to be at desired temperature.</w:t>
       </w:r>
       <w:r>
         <w:rPr>
@@ -179,7 +267,21 @@
         <w:rPr>
           <w:rFonts w:cs="Arial"/>
         </w:rPr>
-        <w:t>Beware of the fumes - Bouin's contains picric acid and formaldehyde, which is very toxic!</w:t>
+        <w:t xml:space="preserve">Beware of the fumes - </w:t>
+      </w:r>
+      <w:proofErr w:type="spellStart"/>
+      <w:r>
+        <w:rPr>
+          <w:rFonts w:cs="Arial"/>
+        </w:rPr>
+        <w:t>Bouin's</w:t>
+      </w:r>
+      <w:proofErr w:type="spellEnd"/>
+      <w:r>
+        <w:rPr>
+          <w:rFonts w:cs="Arial"/>
+        </w:rPr>
+        <w:t xml:space="preserve"> contains picric acid and formaldehyde, which is very toxic!</w:t>
       </w:r>
     </w:p>
     <w:p>
@@ -201,7 +303,25 @@
           <w:sz w:val="24"/>
           <w:szCs w:val="24"/>
         </w:rPr>
-        <w:t xml:space="preserve">Place slides into coplin jar </w:t>
+        <w:t xml:space="preserve">Place slides into </w:t>
+      </w:r>
+      <w:proofErr w:type="spellStart"/>
+      <w:r>
+        <w:rPr>
+          <w:rFonts w:cs="Arial"/>
+          <w:sz w:val="24"/>
+          <w:szCs w:val="24"/>
+        </w:rPr>
+        <w:t>coplin</w:t>
+      </w:r>
+      <w:proofErr w:type="spellEnd"/>
+      <w:r>
+        <w:rPr>
+          <w:rFonts w:cs="Arial"/>
+          <w:sz w:val="24"/>
+          <w:szCs w:val="24"/>
+        </w:rPr>
+        <w:t xml:space="preserve"> jar </w:t>
       </w:r>
       <w:r>
         <w:rPr>
@@ -303,7 +423,25 @@
           <w:sz w:val="24"/>
           <w:szCs w:val="24"/>
         </w:rPr>
-        <w:t>The sirius red is made by weighing 0.5g of Direct Red 80 into 500 mL of saturated picric acid solutions (1.3%)</w:t>
+        <w:t xml:space="preserve">The </w:t>
+      </w:r>
+      <w:proofErr w:type="spellStart"/>
+      <w:r>
+        <w:rPr>
+          <w:rFonts w:cs="Arial"/>
+          <w:sz w:val="24"/>
+          <w:szCs w:val="24"/>
+        </w:rPr>
+        <w:t>sirius</w:t>
+      </w:r>
+      <w:proofErr w:type="spellEnd"/>
+      <w:r>
+        <w:rPr>
+          <w:rFonts w:cs="Arial"/>
+          <w:sz w:val="24"/>
+          <w:szCs w:val="24"/>
+        </w:rPr>
+        <w:t xml:space="preserve"> red is made by weighing 0.5g of Direct Red 80 into 500 mL of saturated picric acid solutions (1.3%)</w:t>
       </w:r>
     </w:p>
     <w:p>
@@ -343,7 +481,43 @@
           <w:sz w:val="24"/>
           <w:szCs w:val="24"/>
         </w:rPr>
-        <w:t xml:space="preserve">Place the slides into coplin jars that contain the sirius red stain. Let these incubate on a rocker for </w:t>
+        <w:t xml:space="preserve">Place the slides into </w:t>
+      </w:r>
+      <w:proofErr w:type="spellStart"/>
+      <w:r>
+        <w:rPr>
+          <w:rFonts w:cs="Arial"/>
+          <w:sz w:val="24"/>
+          <w:szCs w:val="24"/>
+        </w:rPr>
+        <w:t>coplin</w:t>
+      </w:r>
+      <w:proofErr w:type="spellEnd"/>
+      <w:r>
+        <w:rPr>
+          <w:rFonts w:cs="Arial"/>
+          <w:sz w:val="24"/>
+          <w:szCs w:val="24"/>
+        </w:rPr>
+        <w:t xml:space="preserve"> jars that contain the </w:t>
+      </w:r>
+      <w:proofErr w:type="spellStart"/>
+      <w:r>
+        <w:rPr>
+          <w:rFonts w:cs="Arial"/>
+          <w:sz w:val="24"/>
+          <w:szCs w:val="24"/>
+        </w:rPr>
+        <w:t>sirius</w:t>
+      </w:r>
+      <w:proofErr w:type="spellEnd"/>
+      <w:r>
+        <w:rPr>
+          <w:rFonts w:cs="Arial"/>
+          <w:sz w:val="24"/>
+          <w:szCs w:val="24"/>
+        </w:rPr>
+        <w:t xml:space="preserve"> red stain. Let these incubate on a rocker for </w:t>
       </w:r>
       <w:r>
         <w:rPr>
@@ -425,7 +599,21 @@
         <w:rPr>
           <w:rFonts w:cs="Arial"/>
         </w:rPr>
-        <w:t>500 uL of acetic acid into 100 mL of Water</w:t>
+        <w:t xml:space="preserve">500 </w:t>
+      </w:r>
+      <w:proofErr w:type="spellStart"/>
+      <w:r>
+        <w:rPr>
+          <w:rFonts w:cs="Arial"/>
+        </w:rPr>
+        <w:t>uL</w:t>
+      </w:r>
+      <w:proofErr w:type="spellEnd"/>
+      <w:r>
+        <w:rPr>
+          <w:rFonts w:cs="Arial"/>
+        </w:rPr>
+        <w:t xml:space="preserve"> of acetic acid into 100 mL of Water</w:t>
       </w:r>
     </w:p>
     <w:p>
@@ -603,8 +791,18 @@
           <w:sz w:val="24"/>
           <w:szCs w:val="24"/>
         </w:rPr>
-        <w:t>Let slides dry completely before proceeding with coverslipping</w:t>
-      </w:r>
+        <w:t xml:space="preserve">Let slides dry completely before proceeding with </w:t>
+      </w:r>
+      <w:proofErr w:type="spellStart"/>
+      <w:r>
+        <w:rPr>
+          <w:rFonts w:cs="Arial"/>
+          <w:sz w:val="24"/>
+          <w:szCs w:val="24"/>
+        </w:rPr>
+        <w:t>coverslipping</w:t>
+      </w:r>
+      <w:proofErr w:type="spellEnd"/>
     </w:p>
     <w:p>
       <w:pPr>
@@ -628,8 +826,20 @@
           <w:szCs w:val="28"/>
         </w:rPr>
         <w:lastRenderedPageBreak/>
-        <w:t>Part 2: Coverslipping</w:t>
-      </w:r>
+        <w:t xml:space="preserve">Part 2: </w:t>
+      </w:r>
+      <w:proofErr w:type="spellStart"/>
+      <w:r>
+        <w:rPr>
+          <w:rFonts w:cs="Arial"/>
+          <w:b/>
+          <w:bCs/>
+          <w:sz w:val="28"/>
+          <w:szCs w:val="28"/>
+        </w:rPr>
+        <w:t>Coverslipping</w:t>
+      </w:r>
+      <w:proofErr w:type="spellEnd"/>
     </w:p>
     <w:p>
       <w:pPr>
@@ -693,7 +903,39 @@
           <w:rFonts w:cs="Arial"/>
           <w:szCs w:val="24"/>
         </w:rPr>
-        <w:t>NOTE: do not let Xylene dry before applying Perimount. Xylene helps to liquify the Perimount and allow it to spread across the tissue underneath the coverslip.</w:t>
+        <w:t xml:space="preserve">NOTE: do not let Xylene dry before applying </w:t>
+      </w:r>
+      <w:proofErr w:type="spellStart"/>
+      <w:r>
+        <w:rPr>
+          <w:rFonts w:cs="Arial"/>
+          <w:szCs w:val="24"/>
+        </w:rPr>
+        <w:t>Perimount</w:t>
+      </w:r>
+      <w:proofErr w:type="spellEnd"/>
+      <w:r>
+        <w:rPr>
+          <w:rFonts w:cs="Arial"/>
+          <w:szCs w:val="24"/>
+        </w:rPr>
+        <w:t xml:space="preserve">. Xylene helps to liquify the </w:t>
+      </w:r>
+      <w:proofErr w:type="spellStart"/>
+      <w:r>
+        <w:rPr>
+          <w:rFonts w:cs="Arial"/>
+          <w:szCs w:val="24"/>
+        </w:rPr>
+        <w:t>Perimount</w:t>
+      </w:r>
+      <w:proofErr w:type="spellEnd"/>
+      <w:r>
+        <w:rPr>
+          <w:rFonts w:cs="Arial"/>
+          <w:szCs w:val="24"/>
+        </w:rPr>
+        <w:t xml:space="preserve"> and allow it to spread across the tissue underneath the coverslip.</w:t>
       </w:r>
     </w:p>
     <w:p>
@@ -732,13 +974,23 @@
         </w:rPr>
         <w:t xml:space="preserve">Apply a small amount of </w:t>
       </w:r>
+      <w:proofErr w:type="spellStart"/>
       <w:r>
         <w:rPr>
           <w:rFonts w:cs="Arial"/>
           <w:b/>
           <w:bCs/>
         </w:rPr>
-        <w:t xml:space="preserve">Perimount </w:t>
+        <w:t>Perimount</w:t>
+      </w:r>
+      <w:proofErr w:type="spellEnd"/>
+      <w:r>
+        <w:rPr>
+          <w:rFonts w:cs="Arial"/>
+          <w:b/>
+          <w:bCs/>
+        </w:rPr>
+        <w:t xml:space="preserve"> </w:t>
       </w:r>
       <w:r>
         <w:rPr>
@@ -963,7 +1215,43 @@
                 <w:i/>
                 <w:color w:val="231F20"/>
               </w:rPr>
-              <w:t>Turn on water bath to 56°C and place coplin jar containing Bouin’s solution into bath to heat up before starting anything else</w:t>
+              <w:t xml:space="preserve">Turn on water bath to 56°C and place </w:t>
+            </w:r>
+            <w:proofErr w:type="spellStart"/>
+            <w:r>
+              <w:rPr>
+                <w:rFonts w:ascii="Arial" w:hAnsi="Arial" w:cs="Arial"/>
+                <w:i/>
+                <w:color w:val="231F20"/>
+              </w:rPr>
+              <w:t>coplin</w:t>
+            </w:r>
+            <w:proofErr w:type="spellEnd"/>
+            <w:r>
+              <w:rPr>
+                <w:rFonts w:ascii="Arial" w:hAnsi="Arial" w:cs="Arial"/>
+                <w:i/>
+                <w:color w:val="231F20"/>
+              </w:rPr>
+              <w:t xml:space="preserve"> jar containing </w:t>
+            </w:r>
+            <w:proofErr w:type="spellStart"/>
+            <w:r>
+              <w:rPr>
+                <w:rFonts w:ascii="Arial" w:hAnsi="Arial" w:cs="Arial"/>
+                <w:i/>
+                <w:color w:val="231F20"/>
+              </w:rPr>
+              <w:t>Bouin’s</w:t>
+            </w:r>
+            <w:proofErr w:type="spellEnd"/>
+            <w:r>
+              <w:rPr>
+                <w:rFonts w:ascii="Arial" w:hAnsi="Arial" w:cs="Arial"/>
+                <w:i/>
+                <w:color w:val="231F20"/>
+              </w:rPr>
+              <w:t xml:space="preserve"> solution into bath to heat up before starting anything else</w:t>
             </w:r>
           </w:p>
         </w:tc>
@@ -987,12 +1275,21 @@
                 <w:b/>
               </w:rPr>
             </w:pPr>
+            <w:proofErr w:type="spellStart"/>
             <w:r>
               <w:rPr>
                 <w:rFonts w:ascii="Arial" w:hAnsi="Arial" w:cs="Arial"/>
                 <w:b/>
               </w:rPr>
-              <w:t>Bouin’s Solution @ 56°C</w:t>
+              <w:t>Bouin’s</w:t>
+            </w:r>
+            <w:proofErr w:type="spellEnd"/>
+            <w:r>
+              <w:rPr>
+                <w:rFonts w:ascii="Arial" w:hAnsi="Arial" w:cs="Arial"/>
+                <w:b/>
+              </w:rPr>
+              <w:t xml:space="preserve"> Solution @ 56°C</w:t>
             </w:r>
           </w:p>
         </w:tc>
@@ -1681,7 +1978,23 @@
                 <w:rFonts w:ascii="Arial" w:hAnsi="Arial" w:cs="Arial"/>
                 <w:color w:val="231F20"/>
               </w:rPr>
-              <w:t>Air dry completely with air hose.</w:t>
+              <w:t xml:space="preserve">Air </w:t>
+            </w:r>
+            <w:proofErr w:type="gramStart"/>
+            <w:r>
+              <w:rPr>
+                <w:rFonts w:ascii="Arial" w:hAnsi="Arial" w:cs="Arial"/>
+                <w:color w:val="231F20"/>
+              </w:rPr>
+              <w:t>dry</w:t>
+            </w:r>
+            <w:proofErr w:type="gramEnd"/>
+            <w:r>
+              <w:rPr>
+                <w:rFonts w:ascii="Arial" w:hAnsi="Arial" w:cs="Arial"/>
+                <w:color w:val="231F20"/>
+              </w:rPr>
+              <w:t xml:space="preserve"> completely with air hose.</w:t>
             </w:r>
           </w:p>
         </w:tc>
@@ -4297,6 +4610,26 @@
 </file>
 
 <file path=customXml/item1.xml><?xml version="1.0" encoding="utf-8"?>
+<p:properties xmlns:p="http://schemas.microsoft.com/office/2006/metadata/properties" xmlns:xsi="http://www.w3.org/2001/XMLSchema-instance" xmlns:pc="http://schemas.microsoft.com/office/infopath/2007/PartnerControls">
+  <documentManagement>
+    <lcf76f155ced4ddcb4097134ff3c332f xmlns="5d5a2885-0f9b-4d04-9bc1-f867a2376b8a">
+      <Terms xmlns="http://schemas.microsoft.com/office/infopath/2007/PartnerControls"/>
+    </lcf76f155ced4ddcb4097134ff3c332f>
+    <TaxCatchAll xmlns="6cbc0c5a-d948-46e5-8624-1bad210f77c7" xsi:nil="true"/>
+  </documentManagement>
+</p:properties>
+</file>
+
+<file path=customXml/item2.xml><?xml version="1.0" encoding="utf-8"?>
+<?mso-contentType ?>
+<FormTemplates xmlns="http://schemas.microsoft.com/sharepoint/v3/contenttype/forms">
+  <Display>DocumentLibraryForm</Display>
+  <Edit>DocumentLibraryForm</Edit>
+  <New>DocumentLibraryForm</New>
+</FormTemplates>
+</file>
+
+<file path=customXml/item3.xml><?xml version="1.0" encoding="utf-8"?>
 <ct:contentTypeSchema xmlns:ct="http://schemas.microsoft.com/office/2006/metadata/contentType" xmlns:ma="http://schemas.microsoft.com/office/2006/metadata/properties/metaAttributes" ct:_="" ma:_="" ma:contentTypeName="Document" ma:contentTypeID="0x010100965EA08FA511AE4C9FFF632E6536ED13" ma:contentTypeVersion="16" ma:contentTypeDescription="Create a new document." ma:contentTypeScope="" ma:versionID="13231beaf431ebcd1e0feea1ee7400a9">
   <xsd:schema xmlns:xsd="http://www.w3.org/2001/XMLSchema" xmlns:xs="http://www.w3.org/2001/XMLSchema" xmlns:p="http://schemas.microsoft.com/office/2006/metadata/properties" xmlns:ns2="5d5a2885-0f9b-4d04-9bc1-f867a2376b8a" xmlns:ns3="6cbc0c5a-d948-46e5-8624-1bad210f77c7" targetNamespace="http://schemas.microsoft.com/office/2006/metadata/properties" ma:root="true" ma:fieldsID="2c43bb9650fad45b6068276d37b57855" ns2:_="" ns3:_="">
     <xsd:import namespace="5d5a2885-0f9b-4d04-9bc1-f867a2376b8a"/>
@@ -4539,27 +4872,26 @@
 </ct:contentTypeSchema>
 </file>
 
-<file path=customXml/item2.xml><?xml version="1.0" encoding="utf-8"?>
-<?mso-contentType ?>
-<FormTemplates xmlns="http://schemas.microsoft.com/sharepoint/v3/contenttype/forms">
-  <Display>DocumentLibraryForm</Display>
-  <Edit>DocumentLibraryForm</Edit>
-  <New>DocumentLibraryForm</New>
-</FormTemplates>
+<file path=customXml/itemProps1.xml><?xml version="1.0" encoding="utf-8"?>
+<ds:datastoreItem xmlns:ds="http://schemas.openxmlformats.org/officeDocument/2006/customXml" ds:itemID="{F190709B-042D-46BB-876F-680D5860482B}">
+  <ds:schemaRefs>
+    <ds:schemaRef ds:uri="http://schemas.microsoft.com/office/2006/metadata/properties"/>
+    <ds:schemaRef ds:uri="http://schemas.microsoft.com/office/infopath/2007/PartnerControls"/>
+    <ds:schemaRef ds:uri="5d5a2885-0f9b-4d04-9bc1-f867a2376b8a"/>
+    <ds:schemaRef ds:uri="6cbc0c5a-d948-46e5-8624-1bad210f77c7"/>
+  </ds:schemaRefs>
+</ds:datastoreItem>
 </file>
 
-<file path=customXml/item3.xml><?xml version="1.0" encoding="utf-8"?>
-<p:properties xmlns:p="http://schemas.microsoft.com/office/2006/metadata/properties" xmlns:xsi="http://www.w3.org/2001/XMLSchema-instance" xmlns:pc="http://schemas.microsoft.com/office/infopath/2007/PartnerControls">
-  <documentManagement>
-    <lcf76f155ced4ddcb4097134ff3c332f xmlns="5d5a2885-0f9b-4d04-9bc1-f867a2376b8a">
-      <Terms xmlns="http://schemas.microsoft.com/office/infopath/2007/PartnerControls"/>
-    </lcf76f155ced4ddcb4097134ff3c332f>
-    <TaxCatchAll xmlns="6cbc0c5a-d948-46e5-8624-1bad210f77c7" xsi:nil="true"/>
-  </documentManagement>
-</p:properties>
+<file path=customXml/itemProps2.xml><?xml version="1.0" encoding="utf-8"?>
+<ds:datastoreItem xmlns:ds="http://schemas.openxmlformats.org/officeDocument/2006/customXml" ds:itemID="{D34199BD-E1E5-4A2A-BC04-4F5F6F793BCC}">
+  <ds:schemaRefs>
+    <ds:schemaRef ds:uri="http://schemas.microsoft.com/sharepoint/v3/contenttype/forms"/>
+  </ds:schemaRefs>
+</ds:datastoreItem>
 </file>
 
-<file path=customXml/itemProps1.xml><?xml version="1.0" encoding="utf-8"?>
+<file path=customXml/itemProps3.xml><?xml version="1.0" encoding="utf-8"?>
 <ds:datastoreItem xmlns:ds="http://schemas.openxmlformats.org/officeDocument/2006/customXml" ds:itemID="{18960693-0D0D-4901-8126-F8E658119239}">
   <ds:schemaRefs>
     <ds:schemaRef ds:uri="http://schemas.microsoft.com/office/2006/metadata/contentType"/>
@@ -4576,23 +4908,4 @@
     <ds:schemaRef ds:uri="http://schemas.microsoft.com/internal/obd"/>
   </ds:schemaRefs>
 </ds:datastoreItem>
-</file>
-
-<file path=customXml/itemProps2.xml><?xml version="1.0" encoding="utf-8"?>
-<ds:datastoreItem xmlns:ds="http://schemas.openxmlformats.org/officeDocument/2006/customXml" ds:itemID="{D34199BD-E1E5-4A2A-BC04-4F5F6F793BCC}">
-  <ds:schemaRefs>
-    <ds:schemaRef ds:uri="http://schemas.microsoft.com/sharepoint/v3/contenttype/forms"/>
-  </ds:schemaRefs>
-</ds:datastoreItem>
-</file>
-
-<file path=customXml/itemProps3.xml><?xml version="1.0" encoding="utf-8"?>
-<ds:datastoreItem xmlns:ds="http://schemas.openxmlformats.org/officeDocument/2006/customXml" ds:itemID="{F190709B-042D-46BB-876F-680D5860482B}">
-  <ds:schemaRefs>
-    <ds:schemaRef ds:uri="http://schemas.microsoft.com/office/2006/metadata/properties"/>
-    <ds:schemaRef ds:uri="http://schemas.microsoft.com/office/infopath/2007/PartnerControls"/>
-    <ds:schemaRef ds:uri="5d5a2885-0f9b-4d04-9bc1-f867a2376b8a"/>
-    <ds:schemaRef ds:uri="6cbc0c5a-d948-46e5-8624-1bad210f77c7"/>
-  </ds:schemaRefs>
-</ds:datastoreItem>
 </file>